--- a/klagomål/A 57970-2022 FSC-klagomål.docx
+++ b/klagomål/A 57970-2022 FSC-klagomål.docx
@@ -964,7 +964,7 @@
     <w:r>
       <w:tab/>
       <w:tab/>
-      <w:t>2026-04-14</w:t>
+      <w:t>2026-04-15</w:t>
       <w:br/>
       <w:br/>
     </w:r>

--- a/klagomål/A 57970-2022 FSC-klagomål.docx
+++ b/klagomål/A 57970-2022 FSC-klagomål.docx
@@ -964,7 +964,7 @@
     <w:r>
       <w:tab/>
       <w:tab/>
-      <w:t>2026-04-15</w:t>
+      <w:t>2026-04-16</w:t>
       <w:br/>
       <w:br/>
     </w:r>

--- a/klagomål/A 57970-2022 FSC-klagomål.docx
+++ b/klagomål/A 57970-2022 FSC-klagomål.docx
@@ -964,7 +964,7 @@
     <w:r>
       <w:tab/>
       <w:tab/>
-      <w:t>2026-04-16</w:t>
+      <w:t>2026-04-17</w:t>
       <w:br/>
       <w:br/>
     </w:r>

--- a/klagomål/A 57970-2022 FSC-klagomål.docx
+++ b/klagomål/A 57970-2022 FSC-klagomål.docx
@@ -964,7 +964,7 @@
     <w:r>
       <w:tab/>
       <w:tab/>
-      <w:t>2026-04-17</w:t>
+      <w:t>2026-04-18</w:t>
       <w:br/>
       <w:br/>
     </w:r>

--- a/klagomål/A 57970-2022 FSC-klagomål.docx
+++ b/klagomål/A 57970-2022 FSC-klagomål.docx
@@ -964,7 +964,7 @@
     <w:r>
       <w:tab/>
       <w:tab/>
-      <w:t>2026-04-18</w:t>
+      <w:t>2026-04-19</w:t>
       <w:br/>
       <w:br/>
     </w:r>

--- a/klagomål/A 57970-2022 FSC-klagomål.docx
+++ b/klagomål/A 57970-2022 FSC-klagomål.docx
@@ -964,7 +964,7 @@
     <w:r>
       <w:tab/>
       <w:tab/>
-      <w:t>2026-04-19</w:t>
+      <w:t>2026-04-20</w:t>
       <w:br/>
       <w:br/>
     </w:r>

--- a/klagomål/A 57970-2022 FSC-klagomål.docx
+++ b/klagomål/A 57970-2022 FSC-klagomål.docx
@@ -964,7 +964,7 @@
     <w:r>
       <w:tab/>
       <w:tab/>
-      <w:t>2026-04-20</w:t>
+      <w:t>2026-04-21</w:t>
       <w:br/>
       <w:br/>
     </w:r>

--- a/klagomål/A 57970-2022 FSC-klagomål.docx
+++ b/klagomål/A 57970-2022 FSC-klagomål.docx
@@ -964,7 +964,7 @@
     <w:r>
       <w:tab/>
       <w:tab/>
-      <w:t>2026-04-21</w:t>
+      <w:t>2026-04-22</w:t>
       <w:br/>
       <w:br/>
     </w:r>

--- a/klagomål/A 57970-2022 FSC-klagomål.docx
+++ b/klagomål/A 57970-2022 FSC-klagomål.docx
@@ -964,7 +964,7 @@
     <w:r>
       <w:tab/>
       <w:tab/>
-      <w:t>2026-04-22</w:t>
+      <w:t>2026-04-23</w:t>
       <w:br/>
       <w:br/>
     </w:r>

--- a/klagomål/A 57970-2022 FSC-klagomål.docx
+++ b/klagomål/A 57970-2022 FSC-klagomål.docx
@@ -964,7 +964,7 @@
     <w:r>
       <w:tab/>
       <w:tab/>
-      <w:t>2026-04-23</w:t>
+      <w:t>2026-04-24</w:t>
       <w:br/>
       <w:br/>
     </w:r>

--- a/klagomål/A 57970-2022 FSC-klagomål.docx
+++ b/klagomål/A 57970-2022 FSC-klagomål.docx
@@ -964,7 +964,7 @@
     <w:r>
       <w:tab/>
       <w:tab/>
-      <w:t>2026-04-24</w:t>
+      <w:t>2026-04-25</w:t>
       <w:br/>
       <w:br/>
     </w:r>

--- a/klagomål/A 57970-2022 FSC-klagomål.docx
+++ b/klagomål/A 57970-2022 FSC-klagomål.docx
@@ -964,7 +964,7 @@
     <w:r>
       <w:tab/>
       <w:tab/>
-      <w:t>2026-04-25</w:t>
+      <w:t>2026-04-26</w:t>
       <w:br/>
       <w:br/>
     </w:r>

--- a/klagomål/A 57970-2022 FSC-klagomål.docx
+++ b/klagomål/A 57970-2022 FSC-klagomål.docx
@@ -964,7 +964,7 @@
     <w:r>
       <w:tab/>
       <w:tab/>
-      <w:t>2026-04-26</w:t>
+      <w:t>2026-04-27</w:t>
       <w:br/>
       <w:br/>
     </w:r>

--- a/klagomål/A 57970-2022 FSC-klagomål.docx
+++ b/klagomål/A 57970-2022 FSC-klagomål.docx
@@ -964,7 +964,7 @@
     <w:r>
       <w:tab/>
       <w:tab/>
-      <w:t>2026-04-27</w:t>
+      <w:t>2026-04-28</w:t>
       <w:br/>
       <w:br/>
     </w:r>

--- a/klagomål/A 57970-2022 FSC-klagomål.docx
+++ b/klagomål/A 57970-2022 FSC-klagomål.docx
@@ -964,7 +964,7 @@
     <w:r>
       <w:tab/>
       <w:tab/>
-      <w:t>2026-04-28</w:t>
+      <w:t>2026-04-29</w:t>
       <w:br/>
       <w:br/>
     </w:r>

--- a/klagomål/A 57970-2022 FSC-klagomål.docx
+++ b/klagomål/A 57970-2022 FSC-klagomål.docx
@@ -964,7 +964,7 @@
     <w:r>
       <w:tab/>
       <w:tab/>
-      <w:t>2026-04-29</w:t>
+      <w:t>2026-04-30</w:t>
       <w:br/>
       <w:br/>
     </w:r>

--- a/klagomål/A 57970-2022 FSC-klagomål.docx
+++ b/klagomål/A 57970-2022 FSC-klagomål.docx
@@ -964,7 +964,7 @@
     <w:r>
       <w:tab/>
       <w:tab/>
-      <w:t>2026-04-30</w:t>
+      <w:t>2026-05-01</w:t>
       <w:br/>
       <w:br/>
     </w:r>

--- a/klagomål/A 57970-2022 FSC-klagomål.docx
+++ b/klagomål/A 57970-2022 FSC-klagomål.docx
@@ -964,7 +964,7 @@
     <w:r>
       <w:tab/>
       <w:tab/>
-      <w:t>2026-05-01</w:t>
+      <w:t>2026-05-02</w:t>
       <w:br/>
       <w:br/>
     </w:r>

--- a/klagomål/A 57970-2022 FSC-klagomål.docx
+++ b/klagomål/A 57970-2022 FSC-klagomål.docx
@@ -964,7 +964,7 @@
     <w:r>
       <w:tab/>
       <w:tab/>
-      <w:t>2026-05-02</w:t>
+      <w:t>2026-05-03</w:t>
       <w:br/>
       <w:br/>
     </w:r>

--- a/klagomål/A 57970-2022 FSC-klagomål.docx
+++ b/klagomål/A 57970-2022 FSC-klagomål.docx
@@ -964,7 +964,7 @@
     <w:r>
       <w:tab/>
       <w:tab/>
-      <w:t>2026-05-03</w:t>
+      <w:t>2026-05-04</w:t>
       <w:br/>
       <w:br/>
     </w:r>

--- a/klagomål/A 57970-2022 FSC-klagomål.docx
+++ b/klagomål/A 57970-2022 FSC-klagomål.docx
@@ -964,7 +964,7 @@
     <w:r>
       <w:tab/>
       <w:tab/>
-      <w:t>2026-05-04</w:t>
+      <w:t>2026-05-05</w:t>
       <w:br/>
       <w:br/>
     </w:r>

--- a/klagomål/A 57970-2022 FSC-klagomål.docx
+++ b/klagomål/A 57970-2022 FSC-klagomål.docx
@@ -964,7 +964,7 @@
     <w:r>
       <w:tab/>
       <w:tab/>
-      <w:t>2026-05-05</w:t>
+      <w:t>2026-05-06</w:t>
       <w:br/>
       <w:br/>
     </w:r>

--- a/klagomål/A 57970-2022 FSC-klagomål.docx
+++ b/klagomål/A 57970-2022 FSC-klagomål.docx
@@ -964,7 +964,7 @@
     <w:r>
       <w:tab/>
       <w:tab/>
-      <w:t>2026-05-06</w:t>
+      <w:t>2026-05-07</w:t>
       <w:br/>
       <w:br/>
     </w:r>

--- a/klagomål/A 57970-2022 FSC-klagomål.docx
+++ b/klagomål/A 57970-2022 FSC-klagomål.docx
@@ -964,7 +964,7 @@
     <w:r>
       <w:tab/>
       <w:tab/>
-      <w:t>2026-06-15</w:t>
+      <w:t>2026-06-16</w:t>
       <w:br/>
       <w:br/>
     </w:r>

--- a/klagomål/A 57970-2022 FSC-klagomål.docx
+++ b/klagomål/A 57970-2022 FSC-klagomål.docx
@@ -964,7 +964,7 @@
     <w:r>
       <w:tab/>
       <w:tab/>
-      <w:t>2026-06-16</w:t>
+      <w:t>2026-06-17</w:t>
       <w:br/>
       <w:br/>
     </w:r>

--- a/klagomål/A 57970-2022 FSC-klagomål.docx
+++ b/klagomål/A 57970-2022 FSC-klagomål.docx
@@ -1,6 +1,6 @@
 
 <file path=word/document.xml><?xml version="1.0" encoding="utf-8"?>
-<w:document xmlns:wpc="http://schemas.microsoft.com/office/word/2010/wordprocessingCanvas" xmlns:cx="http://schemas.microsoft.com/office/drawing/2014/chartex" xmlns:cx1="http://schemas.microsoft.com/office/drawing/2015/9/8/chartex" xmlns:cx2="http://schemas.microsoft.com/office/drawing/2015/10/21/chartex" xmlns:cx3="http://schemas.microsoft.com/office/drawing/2016/5/9/chartex" xmlns:cx4="http://schemas.microsoft.com/office/drawing/2016/5/10/chartex" xmlns:cx5="http://schemas.microsoft.com/office/drawing/2016/5/11/chartex" xmlns:cx6="http://schemas.microsoft.com/office/drawing/2016/5/12/chartex" xmlns:cx7="http://schemas.microsoft.com/office/drawing/2016/5/13/chartex" xmlns:cx8="http://schemas.microsoft.com/office/drawing/2016/5/14/chartex" xmlns:mc="http://schemas.openxmlformats.org/markup-compatibility/2006" xmlns:aink="http://schemas.microsoft.com/office/drawing/2016/ink" xmlns:am3d="http://schemas.microsoft.com/office/drawing/2017/model3d" xmlns:o="urn:schemas-microsoft-com:office:office" xmlns:oel="http://schemas.microsoft.com/office/2019/extlst" xmlns:r="http://schemas.openxmlformats.org/officeDocument/2006/relationships" xmlns:m="http://schemas.openxmlformats.org/officeDocument/2006/math" xmlns:v="urn:schemas-microsoft-com:vml" xmlns:wp14="http://schemas.microsoft.com/office/word/2010/wordprocessingDrawing" xmlns:wp="http://schemas.openxmlformats.org/drawingml/2006/wordprocessingDrawing" xmlns:w10="urn:schemas-microsoft-com:office:word" xmlns:w="http://schemas.openxmlformats.org/wordprocessingml/2006/main" xmlns:w14="http://schemas.microsoft.com/office/word/2010/wordml" xmlns:w15="http://schemas.microsoft.com/office/word/2012/wordml" xmlns:w16cex="http://schemas.microsoft.com/office/word/2018/wordml/cex" xmlns:w16cid="http://schemas.microsoft.com/office/word/2016/wordml/cid" xmlns:w16="http://schemas.microsoft.com/office/word/2018/wordml" xmlns:w16sdtdh="http://schemas.microsoft.com/office/word/2020/wordml/sdtdatahash" xmlns:w16se="http://schemas.microsoft.com/office/word/2015/wordml/symex" xmlns:wpg="http://schemas.microsoft.com/office/word/2010/wordprocessingGroup" xmlns:wpi="http://schemas.microsoft.com/office/word/2010/wordprocessingInk" xmlns:wne="http://schemas.microsoft.com/office/word/2006/wordml" xmlns:wps="http://schemas.microsoft.com/office/word/2010/wordprocessingShape" mc:Ignorable="w14 w15 w16se w16cid w16 w16cex w16sdtdh wp14">
+<w:document xmlns:wpc="http://schemas.microsoft.com/office/word/2010/wordprocessingCanvas" xmlns:cx="http://schemas.microsoft.com/office/drawing/2014/chartex" xmlns:cx1="http://schemas.microsoft.com/office/drawing/2015/9/8/chartex" xmlns:cx2="http://schemas.microsoft.com/office/drawing/2015/10/21/chartex" xmlns:cx3="http://schemas.microsoft.com/office/drawing/2016/5/9/chartex" xmlns:cx4="http://schemas.microsoft.com/office/drawing/2016/5/10/chartex" xmlns:cx5="http://schemas.microsoft.com/office/drawing/2016/5/11/chartex" xmlns:cx6="http://schemas.microsoft.com/office/drawing/2016/5/12/chartex" xmlns:cx7="http://schemas.microsoft.com/office/drawing/2016/5/13/chartex" xmlns:cx8="http://schemas.microsoft.com/office/drawing/2016/5/14/chartex" xmlns:mc="http://schemas.openxmlformats.org/markup-compatibility/2006" xmlns:aink="http://schemas.microsoft.com/office/drawing/2016/ink" xmlns:am3d="http://schemas.microsoft.com/office/drawing/2017/model3d" xmlns:o="urn:schemas-microsoft-com:office:office" xmlns:oel="http://schemas.microsoft.com/office/2019/extlst" xmlns:r="http://schemas.openxmlformats.org/officeDocument/2006/relationships" xmlns:m="http://schemas.openxmlformats.org/officeDocument/2006/math" xmlns:v="urn:schemas-microsoft-com:vml" xmlns:wp14="http://schemas.microsoft.com/office/word/2010/wordprocessingDrawing" xmlns:wp="http://schemas.openxmlformats.org/drawingml/2006/wordprocessingDrawing" xmlns:w10="urn:schemas-microsoft-com:office:word" xmlns:w="http://schemas.openxmlformats.org/wordprocessingml/2006/main" xmlns:w14="http://schemas.microsoft.com/office/word/2010/wordml" xmlns:w15="http://schemas.microsoft.com/office/word/2012/wordml" xmlns:w16cex="http://schemas.microsoft.com/office/word/2018/wordml/cex" xmlns:w16cid="http://schemas.microsoft.com/office/word/2016/wordml/cid" xmlns:w16="http://schemas.microsoft.com/office/word/2018/wordml" xmlns:w16du="http://schemas.microsoft.com/office/word/2023/wordml/word16du" xmlns:w16sdtdh="http://schemas.microsoft.com/office/word/2020/wordml/sdtdatahash" xmlns:w16sdtfl="http://schemas.microsoft.com/office/word/2024/wordml/sdtformatlock" xmlns:w16se="http://schemas.microsoft.com/office/word/2015/wordml/symex" xmlns:wpg="http://schemas.microsoft.com/office/word/2010/wordprocessingGroup" xmlns:wpi="http://schemas.microsoft.com/office/word/2010/wordprocessingInk" xmlns:wne="http://schemas.microsoft.com/office/word/2006/wordml" xmlns:wps="http://schemas.microsoft.com/office/word/2010/wordprocessingShape" mc:Ignorable="w14 w15 w16se w16cid w16 w16cex w16sdtdh w16sdtfl w16du wp14">
   <w:body>
     <w:p>
       <w:r>
@@ -168,7 +168,7 @@
     </w:p>
     <w:p>
       <w:r>
-        <w:t>Detta dokument behandlar höga naturvärden i avverkningsanmälan A 57970-2022 i Nordanstigs kommun. Denna avverkningsanmälan inkom 2022-12-05 00:00:00 och omfattar 5,0 ha.</w:t>
+        <w:t>Detta dokument behandlar höga naturvärden i avverkningsanmälan A 57970-2022 i Nordanstigs kommun som inkom 2022-12-05 och omfattar 5,0 ha.</w:t>
       </w:r>
     </w:p>
     <w:p>
@@ -191,12 +191,15 @@
     </w:p>
     <w:p>
       <w:r>
-        <w:t>I avverkningsanmälan har följande 7 naturvårdsarter hittats: gammelgransskål (NT), lunglav (NT), rosenticka (NT), korallblylav (S), luddlav (S), svavelriska (S) och ögonpyrola (S). Av dessa är 3 rödlistade. För rödlistade arter har rödlistekategorin angivits inom parentes. Arter som är signalarter enligt Skogsstyrelsen har markerats med (S).</w:t>
+        <w:t>I och inom 2 meter från avverkningsanmälan har följande 10 naturvårdsarter hittats: gammelgransskål (NT, T), lunglav (NT, T), rosenticka (NT, T), korallblylav (S, T), luddlav (S, T), mörk husmossa (S, T), svavelriska (S), ögonpyrola (S, T), kärrfibbla (T) och torta (T). Av dessa är 3 rödlistade. För rödlistade arter har rödlistekategorin angivits inom parentes. Arter som är signalarter enligt Skogsstyrelsen har markerats med (S). Typiska arter inom Natura 2000 som är kopplade till skogsekosystem har markerats med (T).</w:t>
       </w:r>
     </w:p>
     <w:p>
       <w:r>
-        <w:t>De påträffade naturvårdsarterna är ett tydligt kvitto på att detta rör sig om en skog med höga naturvärden. I Figur 1 visas en karta över det avverkningsanmälda området, där samtliga fyndplatser för naturvårdsarter som finns registrerade på Artportalen har markerats.</w:t>
+        <w:t>De påträffade naturvårdsarterna är ett tydligt kvitto på att det rör sig om en skog med höga naturvärden.</w:t>
+      </w:r>
+      <w:r>
+        <w:t xml:space="preserve"> I Figur 1 visas fyndplatser för naturvårdsarter i området, som finns registrerade på Artportalen.</w:t>
       </w:r>
     </w:p>
     <w:p>
@@ -206,7 +209,7 @@
       <w:r>
         <w:drawing>
           <wp:inline xmlns:a="http://schemas.openxmlformats.org/drawingml/2006/main" xmlns:pic="http://schemas.openxmlformats.org/drawingml/2006/picture">
-            <wp:extent cx="5486400" cy="3156924"/>
+            <wp:extent cx="5486400" cy="4128940"/>
             <wp:docPr id="1" name="Picture 1"/>
             <wp:cNvGraphicFramePr>
               <a:graphicFrameLocks noChangeAspect="1"/>
@@ -227,7 +230,7 @@
                   <pic:spPr>
                     <a:xfrm>
                       <a:off x="0" y="0"/>
-                      <a:ext cx="5486400" cy="3156924"/>
+                      <a:ext cx="5486400" cy="4128940"/>
                     </a:xfrm>
                     <a:prstGeom prst="rect"/>
                   </pic:spPr>
@@ -241,9 +244,10 @@
     <w:p>
       <w:pPr>
         <w:pStyle w:val="Caption"/>
+        <w:spacing w:after="240"/>
       </w:pPr>
       <w:r>
-        <w:t>Figur 1. Fyndplatser för naturvårdsarter i det avverkningsanmälda området (röd linje). Markörer utan svart kant är placerade på fyndplatsen. Markörer med svart kant är placerade vid sidan av fyndplatsen och har ett svart streck som visar fyndplatsens exakta position. Kartans mittpunktskoordinat är N 6898487, E 585152 i SWEREF 99 TM.</w:t>
+        <w:t>Figur 1. Fyndplatser för naturvårdsarter i och inom 2 meter från avverkningsanmälan (röd linje). Markörer utan svart kant är placerade på fyndplatsen. Markörer med svart kant är placerade vid sidan av fyndplatsen och har ett svart streck som visar fyndplatsens exakta position. Kartans mittpunktskoordinat är N 6898487, E 585152 i SWEREF 99 TM.</w:t>
       </w:r>
     </w:p>
     <w:p>
@@ -300,6 +304,35 @@
         <w:rPr>
           <w:b/>
         </w:rPr>
+        <w:t>Kärrfibbla</w:t>
+      </w:r>
+      <w:r>
+        <w:t xml:space="preserve"> är typisk art för </w:t>
+      </w:r>
+      <w:r>
+        <w:rPr>
+          <w:i/>
+        </w:rPr>
+        <w:t xml:space="preserve">9050 Näringsrik granskog, 9080 Lövsumpskog </w:t>
+      </w:r>
+      <w:r>
+        <w:t>och</w:t>
+      </w:r>
+      <w:r>
+        <w:rPr>
+          <w:i/>
+        </w:rPr>
+        <w:t xml:space="preserve"> 9040 Fjällbjörkskog </w:t>
+      </w:r>
+      <w:r>
+        <w:t>(SLU Artdatabanken, 2025).</w:t>
+      </w:r>
+    </w:p>
+    <w:p>
+      <w:r>
+        <w:rPr>
+          <w:b/>
+        </w:rPr>
         <w:t>Luddlav</w:t>
       </w:r>
       <w:r>
@@ -394,6 +427,35 @@
         <w:rPr>
           <w:b/>
         </w:rPr>
+        <w:t xml:space="preserve">Mörk husmossa </w:t>
+      </w:r>
+      <w:r>
+        <w:t xml:space="preserve">är en mycket bra signalart i södra och mellersta Sverige. Den är sannolikt svårspridd och växer huvudsakligen i skog med lång skoglig kontinuitet i områden med konstant hög luftfuktighet. Den är känslig för större avverkningar, men tål plockhuggning som lämnar ett tätare trädskikt och ett obrutet, fukthållande mosstäcke på marken. Ett par studier har klart visat att artens tillväxt försämras när skogen huggs ner intill växtplatsen, och att ett kalhygges påverkan på mörk husmossa avtar både med avståndet från kalhygget och ju fuktigare växtplatsen är. Mörk husmossa är typisk art för </w:t>
+      </w:r>
+      <w:r>
+        <w:rPr>
+          <w:i/>
+        </w:rPr>
+        <w:t xml:space="preserve">9010 Taiga, 9050 Näringsrik granskog, 9080 Lövsumpskog, 9750 Svämlövskog, 9020 Nordlig ädellövskog, 9160 Näringsrik ekskog </w:t>
+      </w:r>
+      <w:r>
+        <w:t>och</w:t>
+      </w:r>
+      <w:r>
+        <w:rPr>
+          <w:i/>
+        </w:rPr>
+        <w:t xml:space="preserve"> 9180 Ädellövskog i branter</w:t>
+      </w:r>
+      <w:r>
+        <w:t xml:space="preserve"> (SLU Artdatabanken, 2024; Nitare &amp; Skogsstyrelsen, 2019).</w:t>
+      </w:r>
+    </w:p>
+    <w:p>
+      <w:r>
+        <w:rPr>
+          <w:b/>
+        </w:rPr>
         <w:t>Rosenticka (NT)</w:t>
       </w:r>
       <w:r>
@@ -416,6 +478,35 @@
       </w:r>
       <w:r>
         <w:t xml:space="preserve"> (Nitare &amp; Skogsstyrelsen, 2019; SLU Artdatabanken, 2024).</w:t>
+      </w:r>
+    </w:p>
+    <w:p>
+      <w:r>
+        <w:rPr>
+          <w:b/>
+        </w:rPr>
+        <w:t xml:space="preserve">Torta </w:t>
+      </w:r>
+      <w:r>
+        <w:t xml:space="preserve">är typisk art för </w:t>
+      </w:r>
+      <w:r>
+        <w:rPr>
+          <w:i/>
+        </w:rPr>
+        <w:t xml:space="preserve">9050 Näringsrik granskog </w:t>
+      </w:r>
+      <w:r>
+        <w:t xml:space="preserve">och </w:t>
+      </w:r>
+      <w:r>
+        <w:rPr>
+          <w:i/>
+        </w:rPr>
+        <w:t xml:space="preserve">9040 Fjällbjörkskog </w:t>
+      </w:r>
+      <w:r>
+        <w:t>(SLU Artdatabanken, 2025).</w:t>
       </w:r>
     </w:p>
     <w:p>
@@ -537,7 +628,7 @@
         <w:rPr>
           <w:i/>
         </w:rPr>
-        <w:t>I det avverkningsanmälda skogsområdet har 7 naturvårdsarter varav 3 rödlistade arter sina livsmiljöer och växtplatser.</w:t>
+        <w:t>I det avverkningsanmälda skogsområdet har 10 naturvårdsarter varav 3 rödlistade arter sina livsmiljöer och växtplatser.</w:t>
       </w:r>
     </w:p>
     <w:p>
@@ -854,7 +945,7 @@
 </file>
 
 <file path=word/endnotes.xml><?xml version="1.0" encoding="utf-8"?>
-<w:endnotes xmlns:wpc="http://schemas.microsoft.com/office/word/2010/wordprocessingCanvas" xmlns:cx="http://schemas.microsoft.com/office/drawing/2014/chartex" xmlns:cx1="http://schemas.microsoft.com/office/drawing/2015/9/8/chartex" xmlns:cx2="http://schemas.microsoft.com/office/drawing/2015/10/21/chartex" xmlns:cx3="http://schemas.microsoft.com/office/drawing/2016/5/9/chartex" xmlns:cx4="http://schemas.microsoft.com/office/drawing/2016/5/10/chartex" xmlns:cx5="http://schemas.microsoft.com/office/drawing/2016/5/11/chartex" xmlns:cx6="http://schemas.microsoft.com/office/drawing/2016/5/12/chartex" xmlns:cx7="http://schemas.microsoft.com/office/drawing/2016/5/13/chartex" xmlns:cx8="http://schemas.microsoft.com/office/drawing/2016/5/14/chartex" xmlns:mc="http://schemas.openxmlformats.org/markup-compatibility/2006" xmlns:aink="http://schemas.microsoft.com/office/drawing/2016/ink" xmlns:am3d="http://schemas.microsoft.com/office/drawing/2017/model3d" xmlns:o="urn:schemas-microsoft-com:office:office" xmlns:oel="http://schemas.microsoft.com/office/2019/extlst" xmlns:r="http://schemas.openxmlformats.org/officeDocument/2006/relationships" xmlns:m="http://schemas.openxmlformats.org/officeDocument/2006/math" xmlns:v="urn:schemas-microsoft-com:vml" xmlns:wp14="http://schemas.microsoft.com/office/word/2010/wordprocessingDrawing" xmlns:wp="http://schemas.openxmlformats.org/drawingml/2006/wordprocessingDrawing" xmlns:w10="urn:schemas-microsoft-com:office:word" xmlns:w="http://schemas.openxmlformats.org/wordprocessingml/2006/main" xmlns:w14="http://schemas.microsoft.com/office/word/2010/wordml" xmlns:w15="http://schemas.microsoft.com/office/word/2012/wordml" xmlns:w16cex="http://schemas.microsoft.com/office/word/2018/wordml/cex" xmlns:w16cid="http://schemas.microsoft.com/office/word/2016/wordml/cid" xmlns:w16="http://schemas.microsoft.com/office/word/2018/wordml" xmlns:w16sdtdh="http://schemas.microsoft.com/office/word/2020/wordml/sdtdatahash" xmlns:w16se="http://schemas.microsoft.com/office/word/2015/wordml/symex" xmlns:wpg="http://schemas.microsoft.com/office/word/2010/wordprocessingGroup" xmlns:wpi="http://schemas.microsoft.com/office/word/2010/wordprocessingInk" xmlns:wne="http://schemas.microsoft.com/office/word/2006/wordml" xmlns:wps="http://schemas.microsoft.com/office/word/2010/wordprocessingShape" mc:Ignorable="w14 w15 w16se w16cid w16 w16cex w16sdtdh wp14">
+<w:endnotes xmlns:wpc="http://schemas.microsoft.com/office/word/2010/wordprocessingCanvas" xmlns:cx="http://schemas.microsoft.com/office/drawing/2014/chartex" xmlns:cx1="http://schemas.microsoft.com/office/drawing/2015/9/8/chartex" xmlns:cx2="http://schemas.microsoft.com/office/drawing/2015/10/21/chartex" xmlns:cx3="http://schemas.microsoft.com/office/drawing/2016/5/9/chartex" xmlns:cx4="http://schemas.microsoft.com/office/drawing/2016/5/10/chartex" xmlns:cx5="http://schemas.microsoft.com/office/drawing/2016/5/11/chartex" xmlns:cx6="http://schemas.microsoft.com/office/drawing/2016/5/12/chartex" xmlns:cx7="http://schemas.microsoft.com/office/drawing/2016/5/13/chartex" xmlns:cx8="http://schemas.microsoft.com/office/drawing/2016/5/14/chartex" xmlns:mc="http://schemas.openxmlformats.org/markup-compatibility/2006" xmlns:aink="http://schemas.microsoft.com/office/drawing/2016/ink" xmlns:am3d="http://schemas.microsoft.com/office/drawing/2017/model3d" xmlns:o="urn:schemas-microsoft-com:office:office" xmlns:oel="http://schemas.microsoft.com/office/2019/extlst" xmlns:r="http://schemas.openxmlformats.org/officeDocument/2006/relationships" xmlns:m="http://schemas.openxmlformats.org/officeDocument/2006/math" xmlns:v="urn:schemas-microsoft-com:vml" xmlns:wp14="http://schemas.microsoft.com/office/word/2010/wordprocessingDrawing" xmlns:wp="http://schemas.openxmlformats.org/drawingml/2006/wordprocessingDrawing" xmlns:w10="urn:schemas-microsoft-com:office:word" xmlns:w="http://schemas.openxmlformats.org/wordprocessingml/2006/main" xmlns:w14="http://schemas.microsoft.com/office/word/2010/wordml" xmlns:w15="http://schemas.microsoft.com/office/word/2012/wordml" xmlns:w16cex="http://schemas.microsoft.com/office/word/2018/wordml/cex" xmlns:w16cid="http://schemas.microsoft.com/office/word/2016/wordml/cid" xmlns:w16="http://schemas.microsoft.com/office/word/2018/wordml" xmlns:w16du="http://schemas.microsoft.com/office/word/2023/wordml/word16du" xmlns:w16sdtdh="http://schemas.microsoft.com/office/word/2020/wordml/sdtdatahash" xmlns:w16sdtfl="http://schemas.microsoft.com/office/word/2024/wordml/sdtformatlock" xmlns:w16se="http://schemas.microsoft.com/office/word/2015/wordml/symex" xmlns:wpg="http://schemas.microsoft.com/office/word/2010/wordprocessingGroup" xmlns:wpi="http://schemas.microsoft.com/office/word/2010/wordprocessingInk" xmlns:wne="http://schemas.microsoft.com/office/word/2006/wordml" xmlns:wps="http://schemas.microsoft.com/office/word/2010/wordprocessingShape" mc:Ignorable="w14 w15 w16se w16cid w16 w16cex w16sdtdh w16sdtfl w16du wp14">
   <w:endnote w:type="separator" w:id="-1">
     <w:p>
       <w:pPr>
@@ -879,7 +970,7 @@
 </file>
 
 <file path=word/footer1.xml><?xml version="1.0" encoding="utf-8"?>
-<w:ftr xmlns:wpc="http://schemas.microsoft.com/office/word/2010/wordprocessingCanvas" xmlns:cx="http://schemas.microsoft.com/office/drawing/2014/chartex" xmlns:cx1="http://schemas.microsoft.com/office/drawing/2015/9/8/chartex" xmlns:cx2="http://schemas.microsoft.com/office/drawing/2015/10/21/chartex" xmlns:cx3="http://schemas.microsoft.com/office/drawing/2016/5/9/chartex" xmlns:cx4="http://schemas.microsoft.com/office/drawing/2016/5/10/chartex" xmlns:cx5="http://schemas.microsoft.com/office/drawing/2016/5/11/chartex" xmlns:cx6="http://schemas.microsoft.com/office/drawing/2016/5/12/chartex" xmlns:cx7="http://schemas.microsoft.com/office/drawing/2016/5/13/chartex" xmlns:cx8="http://schemas.microsoft.com/office/drawing/2016/5/14/chartex" xmlns:mc="http://schemas.openxmlformats.org/markup-compatibility/2006" xmlns:aink="http://schemas.microsoft.com/office/drawing/2016/ink" xmlns:am3d="http://schemas.microsoft.com/office/drawing/2017/model3d" xmlns:o="urn:schemas-microsoft-com:office:office" xmlns:oel="http://schemas.microsoft.com/office/2019/extlst" xmlns:r="http://schemas.openxmlformats.org/officeDocument/2006/relationships" xmlns:m="http://schemas.openxmlformats.org/officeDocument/2006/math" xmlns:v="urn:schemas-microsoft-com:vml" xmlns:wp14="http://schemas.microsoft.com/office/word/2010/wordprocessingDrawing" xmlns:wp="http://schemas.openxmlformats.org/drawingml/2006/wordprocessingDrawing" xmlns:w10="urn:schemas-microsoft-com:office:word" xmlns:w="http://schemas.openxmlformats.org/wordprocessingml/2006/main" xmlns:w14="http://schemas.microsoft.com/office/word/2010/wordml" xmlns:w15="http://schemas.microsoft.com/office/word/2012/wordml" xmlns:w16cex="http://schemas.microsoft.com/office/word/2018/wordml/cex" xmlns:w16cid="http://schemas.microsoft.com/office/word/2016/wordml/cid" xmlns:w16="http://schemas.microsoft.com/office/word/2018/wordml" xmlns:w16sdtdh="http://schemas.microsoft.com/office/word/2020/wordml/sdtdatahash" xmlns:w16se="http://schemas.microsoft.com/office/word/2015/wordml/symex" xmlns:wpg="http://schemas.microsoft.com/office/word/2010/wordprocessingGroup" xmlns:wpi="http://schemas.microsoft.com/office/word/2010/wordprocessingInk" xmlns:wne="http://schemas.microsoft.com/office/word/2006/wordml" xmlns:wps="http://schemas.microsoft.com/office/word/2010/wordprocessingShape" mc:Ignorable="w14 w15 w16se w16cid w16 w16cex w16sdtdh wp14">
+<w:ftr xmlns:wpc="http://schemas.microsoft.com/office/word/2010/wordprocessingCanvas" xmlns:cx="http://schemas.microsoft.com/office/drawing/2014/chartex" xmlns:cx1="http://schemas.microsoft.com/office/drawing/2015/9/8/chartex" xmlns:cx2="http://schemas.microsoft.com/office/drawing/2015/10/21/chartex" xmlns:cx3="http://schemas.microsoft.com/office/drawing/2016/5/9/chartex" xmlns:cx4="http://schemas.microsoft.com/office/drawing/2016/5/10/chartex" xmlns:cx5="http://schemas.microsoft.com/office/drawing/2016/5/11/chartex" xmlns:cx6="http://schemas.microsoft.com/office/drawing/2016/5/12/chartex" xmlns:cx7="http://schemas.microsoft.com/office/drawing/2016/5/13/chartex" xmlns:cx8="http://schemas.microsoft.com/office/drawing/2016/5/14/chartex" xmlns:mc="http://schemas.openxmlformats.org/markup-compatibility/2006" xmlns:aink="http://schemas.microsoft.com/office/drawing/2016/ink" xmlns:am3d="http://schemas.microsoft.com/office/drawing/2017/model3d" xmlns:o="urn:schemas-microsoft-com:office:office" xmlns:oel="http://schemas.microsoft.com/office/2019/extlst" xmlns:r="http://schemas.openxmlformats.org/officeDocument/2006/relationships" xmlns:m="http://schemas.openxmlformats.org/officeDocument/2006/math" xmlns:v="urn:schemas-microsoft-com:vml" xmlns:wp14="http://schemas.microsoft.com/office/word/2010/wordprocessingDrawing" xmlns:wp="http://schemas.openxmlformats.org/drawingml/2006/wordprocessingDrawing" xmlns:w10="urn:schemas-microsoft-com:office:word" xmlns:w="http://schemas.openxmlformats.org/wordprocessingml/2006/main" xmlns:w14="http://schemas.microsoft.com/office/word/2010/wordml" xmlns:w15="http://schemas.microsoft.com/office/word/2012/wordml" xmlns:w16cex="http://schemas.microsoft.com/office/word/2018/wordml/cex" xmlns:w16cid="http://schemas.microsoft.com/office/word/2016/wordml/cid" xmlns:w16="http://schemas.microsoft.com/office/word/2018/wordml" xmlns:w16du="http://schemas.microsoft.com/office/word/2023/wordml/word16du" xmlns:w16sdtdh="http://schemas.microsoft.com/office/word/2020/wordml/sdtdatahash" xmlns:w16sdtfl="http://schemas.microsoft.com/office/word/2024/wordml/sdtformatlock" xmlns:w16se="http://schemas.microsoft.com/office/word/2015/wordml/symex" xmlns:wpg="http://schemas.microsoft.com/office/word/2010/wordprocessingGroup" xmlns:wpi="http://schemas.microsoft.com/office/word/2010/wordprocessingInk" xmlns:wne="http://schemas.microsoft.com/office/word/2006/wordml" xmlns:wps="http://schemas.microsoft.com/office/word/2010/wordprocessingShape" mc:Ignorable="w14 w15 w16se w16cid w16 w16cex w16sdtdh w16sdtfl w16du wp14">
   <w:p>
     <w:pPr>
       <w:pStyle w:val="Footer"/>
@@ -889,7 +980,7 @@
 </file>
 
 <file path=word/footer2.xml><?xml version="1.0" encoding="utf-8"?>
-<w:ftr xmlns:wpc="http://schemas.microsoft.com/office/word/2010/wordprocessingCanvas" xmlns:cx="http://schemas.microsoft.com/office/drawing/2014/chartex" xmlns:cx1="http://schemas.microsoft.com/office/drawing/2015/9/8/chartex" xmlns:cx2="http://schemas.microsoft.com/office/drawing/2015/10/21/chartex" xmlns:cx3="http://schemas.microsoft.com/office/drawing/2016/5/9/chartex" xmlns:cx4="http://schemas.microsoft.com/office/drawing/2016/5/10/chartex" xmlns:cx5="http://schemas.microsoft.com/office/drawing/2016/5/11/chartex" xmlns:cx6="http://schemas.microsoft.com/office/drawing/2016/5/12/chartex" xmlns:cx7="http://schemas.microsoft.com/office/drawing/2016/5/13/chartex" xmlns:cx8="http://schemas.microsoft.com/office/drawing/2016/5/14/chartex" xmlns:mc="http://schemas.openxmlformats.org/markup-compatibility/2006" xmlns:aink="http://schemas.microsoft.com/office/drawing/2016/ink" xmlns:am3d="http://schemas.microsoft.com/office/drawing/2017/model3d" xmlns:o="urn:schemas-microsoft-com:office:office" xmlns:oel="http://schemas.microsoft.com/office/2019/extlst" xmlns:r="http://schemas.openxmlformats.org/officeDocument/2006/relationships" xmlns:m="http://schemas.openxmlformats.org/officeDocument/2006/math" xmlns:v="urn:schemas-microsoft-com:vml" xmlns:wp14="http://schemas.microsoft.com/office/word/2010/wordprocessingDrawing" xmlns:wp="http://schemas.openxmlformats.org/drawingml/2006/wordprocessingDrawing" xmlns:w10="urn:schemas-microsoft-com:office:word" xmlns:w="http://schemas.openxmlformats.org/wordprocessingml/2006/main" xmlns:w14="http://schemas.microsoft.com/office/word/2010/wordml" xmlns:w15="http://schemas.microsoft.com/office/word/2012/wordml" xmlns:w16cex="http://schemas.microsoft.com/office/word/2018/wordml/cex" xmlns:w16cid="http://schemas.microsoft.com/office/word/2016/wordml/cid" xmlns:w16="http://schemas.microsoft.com/office/word/2018/wordml" xmlns:w16sdtdh="http://schemas.microsoft.com/office/word/2020/wordml/sdtdatahash" xmlns:w16se="http://schemas.microsoft.com/office/word/2015/wordml/symex" xmlns:wpg="http://schemas.microsoft.com/office/word/2010/wordprocessingGroup" xmlns:wpi="http://schemas.microsoft.com/office/word/2010/wordprocessingInk" xmlns:wne="http://schemas.microsoft.com/office/word/2006/wordml" xmlns:wps="http://schemas.microsoft.com/office/word/2010/wordprocessingShape" mc:Ignorable="w14 w15 w16se w16cid w16 w16cex w16sdtdh wp14">
+<w:ftr xmlns:wpc="http://schemas.microsoft.com/office/word/2010/wordprocessingCanvas" xmlns:cx="http://schemas.microsoft.com/office/drawing/2014/chartex" xmlns:cx1="http://schemas.microsoft.com/office/drawing/2015/9/8/chartex" xmlns:cx2="http://schemas.microsoft.com/office/drawing/2015/10/21/chartex" xmlns:cx3="http://schemas.microsoft.com/office/drawing/2016/5/9/chartex" xmlns:cx4="http://schemas.microsoft.com/office/drawing/2016/5/10/chartex" xmlns:cx5="http://schemas.microsoft.com/office/drawing/2016/5/11/chartex" xmlns:cx6="http://schemas.microsoft.com/office/drawing/2016/5/12/chartex" xmlns:cx7="http://schemas.microsoft.com/office/drawing/2016/5/13/chartex" xmlns:cx8="http://schemas.microsoft.com/office/drawing/2016/5/14/chartex" xmlns:mc="http://schemas.openxmlformats.org/markup-compatibility/2006" xmlns:aink="http://schemas.microsoft.com/office/drawing/2016/ink" xmlns:am3d="http://schemas.microsoft.com/office/drawing/2017/model3d" xmlns:o="urn:schemas-microsoft-com:office:office" xmlns:oel="http://schemas.microsoft.com/office/2019/extlst" xmlns:r="http://schemas.openxmlformats.org/officeDocument/2006/relationships" xmlns:m="http://schemas.openxmlformats.org/officeDocument/2006/math" xmlns:v="urn:schemas-microsoft-com:vml" xmlns:wp14="http://schemas.microsoft.com/office/word/2010/wordprocessingDrawing" xmlns:wp="http://schemas.openxmlformats.org/drawingml/2006/wordprocessingDrawing" xmlns:w10="urn:schemas-microsoft-com:office:word" xmlns:w="http://schemas.openxmlformats.org/wordprocessingml/2006/main" xmlns:w14="http://schemas.microsoft.com/office/word/2010/wordml" xmlns:w15="http://schemas.microsoft.com/office/word/2012/wordml" xmlns:w16cex="http://schemas.microsoft.com/office/word/2018/wordml/cex" xmlns:w16cid="http://schemas.microsoft.com/office/word/2016/wordml/cid" xmlns:w16="http://schemas.microsoft.com/office/word/2018/wordml" xmlns:w16du="http://schemas.microsoft.com/office/word/2023/wordml/word16du" xmlns:w16sdtdh="http://schemas.microsoft.com/office/word/2020/wordml/sdtdatahash" xmlns:w16sdtfl="http://schemas.microsoft.com/office/word/2024/wordml/sdtformatlock" xmlns:w16se="http://schemas.microsoft.com/office/word/2015/wordml/symex" xmlns:wpg="http://schemas.microsoft.com/office/word/2010/wordprocessingGroup" xmlns:wpi="http://schemas.microsoft.com/office/word/2010/wordprocessingInk" xmlns:wne="http://schemas.microsoft.com/office/word/2006/wordml" xmlns:wps="http://schemas.microsoft.com/office/word/2010/wordprocessingShape" mc:Ignorable="w14 w15 w16se w16cid w16 w16cex w16sdtdh w16sdtfl w16du wp14">
   <w:p>
     <w:pPr>
       <w:pStyle w:val="Footer"/>
@@ -899,7 +990,7 @@
 </file>
 
 <file path=word/footer3.xml><?xml version="1.0" encoding="utf-8"?>
-<w:ftr xmlns:wpc="http://schemas.microsoft.com/office/word/2010/wordprocessingCanvas" xmlns:cx="http://schemas.microsoft.com/office/drawing/2014/chartex" xmlns:cx1="http://schemas.microsoft.com/office/drawing/2015/9/8/chartex" xmlns:cx2="http://schemas.microsoft.com/office/drawing/2015/10/21/chartex" xmlns:cx3="http://schemas.microsoft.com/office/drawing/2016/5/9/chartex" xmlns:cx4="http://schemas.microsoft.com/office/drawing/2016/5/10/chartex" xmlns:cx5="http://schemas.microsoft.com/office/drawing/2016/5/11/chartex" xmlns:cx6="http://schemas.microsoft.com/office/drawing/2016/5/12/chartex" xmlns:cx7="http://schemas.microsoft.com/office/drawing/2016/5/13/chartex" xmlns:cx8="http://schemas.microsoft.com/office/drawing/2016/5/14/chartex" xmlns:mc="http://schemas.openxmlformats.org/markup-compatibility/2006" xmlns:aink="http://schemas.microsoft.com/office/drawing/2016/ink" xmlns:am3d="http://schemas.microsoft.com/office/drawing/2017/model3d" xmlns:o="urn:schemas-microsoft-com:office:office" xmlns:oel="http://schemas.microsoft.com/office/2019/extlst" xmlns:r="http://schemas.openxmlformats.org/officeDocument/2006/relationships" xmlns:m="http://schemas.openxmlformats.org/officeDocument/2006/math" xmlns:v="urn:schemas-microsoft-com:vml" xmlns:wp14="http://schemas.microsoft.com/office/word/2010/wordprocessingDrawing" xmlns:wp="http://schemas.openxmlformats.org/drawingml/2006/wordprocessingDrawing" xmlns:w10="urn:schemas-microsoft-com:office:word" xmlns:w="http://schemas.openxmlformats.org/wordprocessingml/2006/main" xmlns:w14="http://schemas.microsoft.com/office/word/2010/wordml" xmlns:w15="http://schemas.microsoft.com/office/word/2012/wordml" xmlns:w16cex="http://schemas.microsoft.com/office/word/2018/wordml/cex" xmlns:w16cid="http://schemas.microsoft.com/office/word/2016/wordml/cid" xmlns:w16="http://schemas.microsoft.com/office/word/2018/wordml" xmlns:w16sdtdh="http://schemas.microsoft.com/office/word/2020/wordml/sdtdatahash" xmlns:w16se="http://schemas.microsoft.com/office/word/2015/wordml/symex" xmlns:wpg="http://schemas.microsoft.com/office/word/2010/wordprocessingGroup" xmlns:wpi="http://schemas.microsoft.com/office/word/2010/wordprocessingInk" xmlns:wne="http://schemas.microsoft.com/office/word/2006/wordml" xmlns:wps="http://schemas.microsoft.com/office/word/2010/wordprocessingShape" mc:Ignorable="w14 w15 w16se w16cid w16 w16cex w16sdtdh wp14">
+<w:ftr xmlns:wpc="http://schemas.microsoft.com/office/word/2010/wordprocessingCanvas" xmlns:cx="http://schemas.microsoft.com/office/drawing/2014/chartex" xmlns:cx1="http://schemas.microsoft.com/office/drawing/2015/9/8/chartex" xmlns:cx2="http://schemas.microsoft.com/office/drawing/2015/10/21/chartex" xmlns:cx3="http://schemas.microsoft.com/office/drawing/2016/5/9/chartex" xmlns:cx4="http://schemas.microsoft.com/office/drawing/2016/5/10/chartex" xmlns:cx5="http://schemas.microsoft.com/office/drawing/2016/5/11/chartex" xmlns:cx6="http://schemas.microsoft.com/office/drawing/2016/5/12/chartex" xmlns:cx7="http://schemas.microsoft.com/office/drawing/2016/5/13/chartex" xmlns:cx8="http://schemas.microsoft.com/office/drawing/2016/5/14/chartex" xmlns:mc="http://schemas.openxmlformats.org/markup-compatibility/2006" xmlns:aink="http://schemas.microsoft.com/office/drawing/2016/ink" xmlns:am3d="http://schemas.microsoft.com/office/drawing/2017/model3d" xmlns:o="urn:schemas-microsoft-com:office:office" xmlns:oel="http://schemas.microsoft.com/office/2019/extlst" xmlns:r="http://schemas.openxmlformats.org/officeDocument/2006/relationships" xmlns:m="http://schemas.openxmlformats.org/officeDocument/2006/math" xmlns:v="urn:schemas-microsoft-com:vml" xmlns:wp14="http://schemas.microsoft.com/office/word/2010/wordprocessingDrawing" xmlns:wp="http://schemas.openxmlformats.org/drawingml/2006/wordprocessingDrawing" xmlns:w10="urn:schemas-microsoft-com:office:word" xmlns:w="http://schemas.openxmlformats.org/wordprocessingml/2006/main" xmlns:w14="http://schemas.microsoft.com/office/word/2010/wordml" xmlns:w15="http://schemas.microsoft.com/office/word/2012/wordml" xmlns:w16cex="http://schemas.microsoft.com/office/word/2018/wordml/cex" xmlns:w16cid="http://schemas.microsoft.com/office/word/2016/wordml/cid" xmlns:w16="http://schemas.microsoft.com/office/word/2018/wordml" xmlns:w16du="http://schemas.microsoft.com/office/word/2023/wordml/word16du" xmlns:w16sdtdh="http://schemas.microsoft.com/office/word/2020/wordml/sdtdatahash" xmlns:w16sdtfl="http://schemas.microsoft.com/office/word/2024/wordml/sdtformatlock" xmlns:w16se="http://schemas.microsoft.com/office/word/2015/wordml/symex" xmlns:wpg="http://schemas.microsoft.com/office/word/2010/wordprocessingGroup" xmlns:wpi="http://schemas.microsoft.com/office/word/2010/wordprocessingInk" xmlns:wne="http://schemas.microsoft.com/office/word/2006/wordml" xmlns:wps="http://schemas.microsoft.com/office/word/2010/wordprocessingShape" mc:Ignorable="w14 w15 w16se w16cid w16 w16cex w16sdtdh w16sdtfl w16du wp14">
   <w:p>
     <w:pPr>
       <w:pStyle w:val="Footer"/>
@@ -909,7 +1000,7 @@
 </file>
 
 <file path=word/footnotes.xml><?xml version="1.0" encoding="utf-8"?>
-<w:footnotes xmlns:wpc="http://schemas.microsoft.com/office/word/2010/wordprocessingCanvas" xmlns:cx="http://schemas.microsoft.com/office/drawing/2014/chartex" xmlns:cx1="http://schemas.microsoft.com/office/drawing/2015/9/8/chartex" xmlns:cx2="http://schemas.microsoft.com/office/drawing/2015/10/21/chartex" xmlns:cx3="http://schemas.microsoft.com/office/drawing/2016/5/9/chartex" xmlns:cx4="http://schemas.microsoft.com/office/drawing/2016/5/10/chartex" xmlns:cx5="http://schemas.microsoft.com/office/drawing/2016/5/11/chartex" xmlns:cx6="http://schemas.microsoft.com/office/drawing/2016/5/12/chartex" xmlns:cx7="http://schemas.microsoft.com/office/drawing/2016/5/13/chartex" xmlns:cx8="http://schemas.microsoft.com/office/drawing/2016/5/14/chartex" xmlns:mc="http://schemas.openxmlformats.org/markup-compatibility/2006" xmlns:aink="http://schemas.microsoft.com/office/drawing/2016/ink" xmlns:am3d="http://schemas.microsoft.com/office/drawing/2017/model3d" xmlns:o="urn:schemas-microsoft-com:office:office" xmlns:oel="http://schemas.microsoft.com/office/2019/extlst" xmlns:r="http://schemas.openxmlformats.org/officeDocument/2006/relationships" xmlns:m="http://schemas.openxmlformats.org/officeDocument/2006/math" xmlns:v="urn:schemas-microsoft-com:vml" xmlns:wp14="http://schemas.microsoft.com/office/word/2010/wordprocessingDrawing" xmlns:wp="http://schemas.openxmlformats.org/drawingml/2006/wordprocessingDrawing" xmlns:w10="urn:schemas-microsoft-com:office:word" xmlns:w="http://schemas.openxmlformats.org/wordprocessingml/2006/main" xmlns:w14="http://schemas.microsoft.com/office/word/2010/wordml" xmlns:w15="http://schemas.microsoft.com/office/word/2012/wordml" xmlns:w16cex="http://schemas.microsoft.com/office/word/2018/wordml/cex" xmlns:w16cid="http://schemas.microsoft.com/office/word/2016/wordml/cid" xmlns:w16="http://schemas.microsoft.com/office/word/2018/wordml" xmlns:w16sdtdh="http://schemas.microsoft.com/office/word/2020/wordml/sdtdatahash" xmlns:w16se="http://schemas.microsoft.com/office/word/2015/wordml/symex" xmlns:wpg="http://schemas.microsoft.com/office/word/2010/wordprocessingGroup" xmlns:wpi="http://schemas.microsoft.com/office/word/2010/wordprocessingInk" xmlns:wne="http://schemas.microsoft.com/office/word/2006/wordml" xmlns:wps="http://schemas.microsoft.com/office/word/2010/wordprocessingShape" mc:Ignorable="w14 w15 w16se w16cid w16 w16cex w16sdtdh wp14">
+<w:footnotes xmlns:wpc="http://schemas.microsoft.com/office/word/2010/wordprocessingCanvas" xmlns:cx="http://schemas.microsoft.com/office/drawing/2014/chartex" xmlns:cx1="http://schemas.microsoft.com/office/drawing/2015/9/8/chartex" xmlns:cx2="http://schemas.microsoft.com/office/drawing/2015/10/21/chartex" xmlns:cx3="http://schemas.microsoft.com/office/drawing/2016/5/9/chartex" xmlns:cx4="http://schemas.microsoft.com/office/drawing/2016/5/10/chartex" xmlns:cx5="http://schemas.microsoft.com/office/drawing/2016/5/11/chartex" xmlns:cx6="http://schemas.microsoft.com/office/drawing/2016/5/12/chartex" xmlns:cx7="http://schemas.microsoft.com/office/drawing/2016/5/13/chartex" xmlns:cx8="http://schemas.microsoft.com/office/drawing/2016/5/14/chartex" xmlns:mc="http://schemas.openxmlformats.org/markup-compatibility/2006" xmlns:aink="http://schemas.microsoft.com/office/drawing/2016/ink" xmlns:am3d="http://schemas.microsoft.com/office/drawing/2017/model3d" xmlns:o="urn:schemas-microsoft-com:office:office" xmlns:oel="http://schemas.microsoft.com/office/2019/extlst" xmlns:r="http://schemas.openxmlformats.org/officeDocument/2006/relationships" xmlns:m="http://schemas.openxmlformats.org/officeDocument/2006/math" xmlns:v="urn:schemas-microsoft-com:vml" xmlns:wp14="http://schemas.microsoft.com/office/word/2010/wordprocessingDrawing" xmlns:wp="http://schemas.openxmlformats.org/drawingml/2006/wordprocessingDrawing" xmlns:w10="urn:schemas-microsoft-com:office:word" xmlns:w="http://schemas.openxmlformats.org/wordprocessingml/2006/main" xmlns:w14="http://schemas.microsoft.com/office/word/2010/wordml" xmlns:w15="http://schemas.microsoft.com/office/word/2012/wordml" xmlns:w16cex="http://schemas.microsoft.com/office/word/2018/wordml/cex" xmlns:w16cid="http://schemas.microsoft.com/office/word/2016/wordml/cid" xmlns:w16="http://schemas.microsoft.com/office/word/2018/wordml" xmlns:w16du="http://schemas.microsoft.com/office/word/2023/wordml/word16du" xmlns:w16sdtdh="http://schemas.microsoft.com/office/word/2020/wordml/sdtdatahash" xmlns:w16sdtfl="http://schemas.microsoft.com/office/word/2024/wordml/sdtformatlock" xmlns:w16se="http://schemas.microsoft.com/office/word/2015/wordml/symex" xmlns:wpg="http://schemas.microsoft.com/office/word/2010/wordprocessingGroup" xmlns:wpi="http://schemas.microsoft.com/office/word/2010/wordprocessingInk" xmlns:wne="http://schemas.microsoft.com/office/word/2006/wordml" xmlns:wps="http://schemas.microsoft.com/office/word/2010/wordprocessingShape" mc:Ignorable="w14 w15 w16se w16cid w16 w16cex w16sdtdh w16sdtfl w16du wp14">
   <w:footnote w:type="separator" w:id="-1">
     <w:p>
       <w:pPr>
@@ -934,7 +1025,7 @@
 </file>
 
 <file path=word/header1.xml><?xml version="1.0" encoding="utf-8"?>
-<w:hdr xmlns:wpc="http://schemas.microsoft.com/office/word/2010/wordprocessingCanvas" xmlns:cx="http://schemas.microsoft.com/office/drawing/2014/chartex" xmlns:cx1="http://schemas.microsoft.com/office/drawing/2015/9/8/chartex" xmlns:cx2="http://schemas.microsoft.com/office/drawing/2015/10/21/chartex" xmlns:cx3="http://schemas.microsoft.com/office/drawing/2016/5/9/chartex" xmlns:cx4="http://schemas.microsoft.com/office/drawing/2016/5/10/chartex" xmlns:cx5="http://schemas.microsoft.com/office/drawing/2016/5/11/chartex" xmlns:cx6="http://schemas.microsoft.com/office/drawing/2016/5/12/chartex" xmlns:cx7="http://schemas.microsoft.com/office/drawing/2016/5/13/chartex" xmlns:cx8="http://schemas.microsoft.com/office/drawing/2016/5/14/chartex" xmlns:mc="http://schemas.openxmlformats.org/markup-compatibility/2006" xmlns:aink="http://schemas.microsoft.com/office/drawing/2016/ink" xmlns:am3d="http://schemas.microsoft.com/office/drawing/2017/model3d" xmlns:o="urn:schemas-microsoft-com:office:office" xmlns:oel="http://schemas.microsoft.com/office/2019/extlst" xmlns:r="http://schemas.openxmlformats.org/officeDocument/2006/relationships" xmlns:m="http://schemas.openxmlformats.org/officeDocument/2006/math" xmlns:v="urn:schemas-microsoft-com:vml" xmlns:wp14="http://schemas.microsoft.com/office/word/2010/wordprocessingDrawing" xmlns:wp="http://schemas.openxmlformats.org/drawingml/2006/wordprocessingDrawing" xmlns:w10="urn:schemas-microsoft-com:office:word" xmlns:w="http://schemas.openxmlformats.org/wordprocessingml/2006/main" xmlns:w14="http://schemas.microsoft.com/office/word/2010/wordml" xmlns:w15="http://schemas.microsoft.com/office/word/2012/wordml" xmlns:w16cex="http://schemas.microsoft.com/office/word/2018/wordml/cex" xmlns:w16cid="http://schemas.microsoft.com/office/word/2016/wordml/cid" xmlns:w16="http://schemas.microsoft.com/office/word/2018/wordml" xmlns:w16sdtdh="http://schemas.microsoft.com/office/word/2020/wordml/sdtdatahash" xmlns:w16se="http://schemas.microsoft.com/office/word/2015/wordml/symex" xmlns:wpg="http://schemas.microsoft.com/office/word/2010/wordprocessingGroup" xmlns:wpi="http://schemas.microsoft.com/office/word/2010/wordprocessingInk" xmlns:wne="http://schemas.microsoft.com/office/word/2006/wordml" xmlns:wps="http://schemas.microsoft.com/office/word/2010/wordprocessingShape" mc:Ignorable="w14 w15 w16se w16cid w16 w16cex w16sdtdh wp14">
+<w:hdr xmlns:wpc="http://schemas.microsoft.com/office/word/2010/wordprocessingCanvas" xmlns:cx="http://schemas.microsoft.com/office/drawing/2014/chartex" xmlns:cx1="http://schemas.microsoft.com/office/drawing/2015/9/8/chartex" xmlns:cx2="http://schemas.microsoft.com/office/drawing/2015/10/21/chartex" xmlns:cx3="http://schemas.microsoft.com/office/drawing/2016/5/9/chartex" xmlns:cx4="http://schemas.microsoft.com/office/drawing/2016/5/10/chartex" xmlns:cx5="http://schemas.microsoft.com/office/drawing/2016/5/11/chartex" xmlns:cx6="http://schemas.microsoft.com/office/drawing/2016/5/12/chartex" xmlns:cx7="http://schemas.microsoft.com/office/drawing/2016/5/13/chartex" xmlns:cx8="http://schemas.microsoft.com/office/drawing/2016/5/14/chartex" xmlns:mc="http://schemas.openxmlformats.org/markup-compatibility/2006" xmlns:aink="http://schemas.microsoft.com/office/drawing/2016/ink" xmlns:am3d="http://schemas.microsoft.com/office/drawing/2017/model3d" xmlns:o="urn:schemas-microsoft-com:office:office" xmlns:oel="http://schemas.microsoft.com/office/2019/extlst" xmlns:r="http://schemas.openxmlformats.org/officeDocument/2006/relationships" xmlns:m="http://schemas.openxmlformats.org/officeDocument/2006/math" xmlns:v="urn:schemas-microsoft-com:vml" xmlns:wp14="http://schemas.microsoft.com/office/word/2010/wordprocessingDrawing" xmlns:wp="http://schemas.openxmlformats.org/drawingml/2006/wordprocessingDrawing" xmlns:w10="urn:schemas-microsoft-com:office:word" xmlns:w="http://schemas.openxmlformats.org/wordprocessingml/2006/main" xmlns:w14="http://schemas.microsoft.com/office/word/2010/wordml" xmlns:w15="http://schemas.microsoft.com/office/word/2012/wordml" xmlns:w16cex="http://schemas.microsoft.com/office/word/2018/wordml/cex" xmlns:w16cid="http://schemas.microsoft.com/office/word/2016/wordml/cid" xmlns:w16="http://schemas.microsoft.com/office/word/2018/wordml" xmlns:w16du="http://schemas.microsoft.com/office/word/2023/wordml/word16du" xmlns:w16sdtdh="http://schemas.microsoft.com/office/word/2020/wordml/sdtdatahash" xmlns:w16sdtfl="http://schemas.microsoft.com/office/word/2024/wordml/sdtformatlock" xmlns:w16se="http://schemas.microsoft.com/office/word/2015/wordml/symex" xmlns:wpg="http://schemas.microsoft.com/office/word/2010/wordprocessingGroup" xmlns:wpi="http://schemas.microsoft.com/office/word/2010/wordprocessingInk" xmlns:wne="http://schemas.microsoft.com/office/word/2006/wordml" xmlns:wps="http://schemas.microsoft.com/office/word/2010/wordprocessingShape" mc:Ignorable="w14 w15 w16se w16cid w16 w16cex w16sdtdh w16sdtfl w16du wp14">
   <w:p>
     <w:pPr>
       <w:pStyle w:val="Header"/>
@@ -944,7 +1035,7 @@
 </file>
 
 <file path=word/header2.xml><?xml version="1.0" encoding="utf-8"?>
-<w:hdr xmlns:wpc="http://schemas.microsoft.com/office/word/2010/wordprocessingCanvas" xmlns:cx="http://schemas.microsoft.com/office/drawing/2014/chartex" xmlns:cx1="http://schemas.microsoft.com/office/drawing/2015/9/8/chartex" xmlns:cx2="http://schemas.microsoft.com/office/drawing/2015/10/21/chartex" xmlns:cx3="http://schemas.microsoft.com/office/drawing/2016/5/9/chartex" xmlns:cx4="http://schemas.microsoft.com/office/drawing/2016/5/10/chartex" xmlns:cx5="http://schemas.microsoft.com/office/drawing/2016/5/11/chartex" xmlns:cx6="http://schemas.microsoft.com/office/drawing/2016/5/12/chartex" xmlns:cx7="http://schemas.microsoft.com/office/drawing/2016/5/13/chartex" xmlns:cx8="http://schemas.microsoft.com/office/drawing/2016/5/14/chartex" xmlns:mc="http://schemas.openxmlformats.org/markup-compatibility/2006" xmlns:aink="http://schemas.microsoft.com/office/drawing/2016/ink" xmlns:am3d="http://schemas.microsoft.com/office/drawing/2017/model3d" xmlns:o="urn:schemas-microsoft-com:office:office" xmlns:oel="http://schemas.microsoft.com/office/2019/extlst" xmlns:r="http://schemas.openxmlformats.org/officeDocument/2006/relationships" xmlns:m="http://schemas.openxmlformats.org/officeDocument/2006/math" xmlns:v="urn:schemas-microsoft-com:vml" xmlns:wp14="http://schemas.microsoft.com/office/word/2010/wordprocessingDrawing" xmlns:wp="http://schemas.openxmlformats.org/drawingml/2006/wordprocessingDrawing" xmlns:w10="urn:schemas-microsoft-com:office:word" xmlns:w="http://schemas.openxmlformats.org/wordprocessingml/2006/main" xmlns:w14="http://schemas.microsoft.com/office/word/2010/wordml" xmlns:w15="http://schemas.microsoft.com/office/word/2012/wordml" xmlns:w16cex="http://schemas.microsoft.com/office/word/2018/wordml/cex" xmlns:w16cid="http://schemas.microsoft.com/office/word/2016/wordml/cid" xmlns:w16="http://schemas.microsoft.com/office/word/2018/wordml" xmlns:w16sdtdh="http://schemas.microsoft.com/office/word/2020/wordml/sdtdatahash" xmlns:w16se="http://schemas.microsoft.com/office/word/2015/wordml/symex" xmlns:wpg="http://schemas.microsoft.com/office/word/2010/wordprocessingGroup" xmlns:wpi="http://schemas.microsoft.com/office/word/2010/wordprocessingInk" xmlns:wne="http://schemas.microsoft.com/office/word/2006/wordml" xmlns:wps="http://schemas.microsoft.com/office/word/2010/wordprocessingShape" mc:Ignorable="w14 w15 w16se w16cid w16 w16cex w16sdtdh wp14">
+<w:hdr xmlns:wpc="http://schemas.microsoft.com/office/word/2010/wordprocessingCanvas" xmlns:cx="http://schemas.microsoft.com/office/drawing/2014/chartex" xmlns:cx1="http://schemas.microsoft.com/office/drawing/2015/9/8/chartex" xmlns:cx2="http://schemas.microsoft.com/office/drawing/2015/10/21/chartex" xmlns:cx3="http://schemas.microsoft.com/office/drawing/2016/5/9/chartex" xmlns:cx4="http://schemas.microsoft.com/office/drawing/2016/5/10/chartex" xmlns:cx5="http://schemas.microsoft.com/office/drawing/2016/5/11/chartex" xmlns:cx6="http://schemas.microsoft.com/office/drawing/2016/5/12/chartex" xmlns:cx7="http://schemas.microsoft.com/office/drawing/2016/5/13/chartex" xmlns:cx8="http://schemas.microsoft.com/office/drawing/2016/5/14/chartex" xmlns:mc="http://schemas.openxmlformats.org/markup-compatibility/2006" xmlns:aink="http://schemas.microsoft.com/office/drawing/2016/ink" xmlns:am3d="http://schemas.microsoft.com/office/drawing/2017/model3d" xmlns:o="urn:schemas-microsoft-com:office:office" xmlns:oel="http://schemas.microsoft.com/office/2019/extlst" xmlns:r="http://schemas.openxmlformats.org/officeDocument/2006/relationships" xmlns:m="http://schemas.openxmlformats.org/officeDocument/2006/math" xmlns:v="urn:schemas-microsoft-com:vml" xmlns:wp14="http://schemas.microsoft.com/office/word/2010/wordprocessingDrawing" xmlns:wp="http://schemas.openxmlformats.org/drawingml/2006/wordprocessingDrawing" xmlns:w10="urn:schemas-microsoft-com:office:word" xmlns:w="http://schemas.openxmlformats.org/wordprocessingml/2006/main" xmlns:w14="http://schemas.microsoft.com/office/word/2010/wordml" xmlns:w15="http://schemas.microsoft.com/office/word/2012/wordml" xmlns:w16cex="http://schemas.microsoft.com/office/word/2018/wordml/cex" xmlns:w16cid="http://schemas.microsoft.com/office/word/2016/wordml/cid" xmlns:w16="http://schemas.microsoft.com/office/word/2018/wordml" xmlns:w16du="http://schemas.microsoft.com/office/word/2023/wordml/word16du" xmlns:w16sdtdh="http://schemas.microsoft.com/office/word/2020/wordml/sdtdatahash" xmlns:w16sdtfl="http://schemas.microsoft.com/office/word/2024/wordml/sdtformatlock" xmlns:w16se="http://schemas.microsoft.com/office/word/2015/wordml/symex" xmlns:wpg="http://schemas.microsoft.com/office/word/2010/wordprocessingGroup" xmlns:wpi="http://schemas.microsoft.com/office/word/2010/wordprocessingInk" xmlns:wne="http://schemas.microsoft.com/office/word/2006/wordml" xmlns:wps="http://schemas.microsoft.com/office/word/2010/wordprocessingShape" mc:Ignorable="w14 w15 w16se w16cid w16 w16cex w16sdtdh w16sdtfl w16du wp14">
   <w:p>
     <w:pPr>
       <w:pStyle w:val="Header"/>
@@ -955,7 +1046,7 @@
 </file>
 
 <file path=word/header3.xml><?xml version="1.0" encoding="utf-8"?>
-<w:hdr xmlns:wpc="http://schemas.microsoft.com/office/word/2010/wordprocessingCanvas" xmlns:cx="http://schemas.microsoft.com/office/drawing/2014/chartex" xmlns:cx1="http://schemas.microsoft.com/office/drawing/2015/9/8/chartex" xmlns:cx2="http://schemas.microsoft.com/office/drawing/2015/10/21/chartex" xmlns:cx3="http://schemas.microsoft.com/office/drawing/2016/5/9/chartex" xmlns:cx4="http://schemas.microsoft.com/office/drawing/2016/5/10/chartex" xmlns:cx5="http://schemas.microsoft.com/office/drawing/2016/5/11/chartex" xmlns:cx6="http://schemas.microsoft.com/office/drawing/2016/5/12/chartex" xmlns:cx7="http://schemas.microsoft.com/office/drawing/2016/5/13/chartex" xmlns:cx8="http://schemas.microsoft.com/office/drawing/2016/5/14/chartex" xmlns:mc="http://schemas.openxmlformats.org/markup-compatibility/2006" xmlns:aink="http://schemas.microsoft.com/office/drawing/2016/ink" xmlns:am3d="http://schemas.microsoft.com/office/drawing/2017/model3d" xmlns:o="urn:schemas-microsoft-com:office:office" xmlns:oel="http://schemas.microsoft.com/office/2019/extlst" xmlns:r="http://schemas.openxmlformats.org/officeDocument/2006/relationships" xmlns:m="http://schemas.openxmlformats.org/officeDocument/2006/math" xmlns:v="urn:schemas-microsoft-com:vml" xmlns:wp14="http://schemas.microsoft.com/office/word/2010/wordprocessingDrawing" xmlns:wp="http://schemas.openxmlformats.org/drawingml/2006/wordprocessingDrawing" xmlns:w10="urn:schemas-microsoft-com:office:word" xmlns:w="http://schemas.openxmlformats.org/wordprocessingml/2006/main" xmlns:w14="http://schemas.microsoft.com/office/word/2010/wordml" xmlns:w15="http://schemas.microsoft.com/office/word/2012/wordml" xmlns:w16cex="http://schemas.microsoft.com/office/word/2018/wordml/cex" xmlns:w16cid="http://schemas.microsoft.com/office/word/2016/wordml/cid" xmlns:w16="http://schemas.microsoft.com/office/word/2018/wordml" xmlns:w16sdtdh="http://schemas.microsoft.com/office/word/2020/wordml/sdtdatahash" xmlns:w16se="http://schemas.microsoft.com/office/word/2015/wordml/symex" xmlns:wpg="http://schemas.microsoft.com/office/word/2010/wordprocessingGroup" xmlns:wpi="http://schemas.microsoft.com/office/word/2010/wordprocessingInk" xmlns:wne="http://schemas.microsoft.com/office/word/2006/wordml" xmlns:wps="http://schemas.microsoft.com/office/word/2010/wordprocessingShape" mc:Ignorable="w14 w15 w16se w16cid w16 w16cex w16sdtdh wp14">
+<w:hdr xmlns:wpc="http://schemas.microsoft.com/office/word/2010/wordprocessingCanvas" xmlns:cx="http://schemas.microsoft.com/office/drawing/2014/chartex" xmlns:cx1="http://schemas.microsoft.com/office/drawing/2015/9/8/chartex" xmlns:cx2="http://schemas.microsoft.com/office/drawing/2015/10/21/chartex" xmlns:cx3="http://schemas.microsoft.com/office/drawing/2016/5/9/chartex" xmlns:cx4="http://schemas.microsoft.com/office/drawing/2016/5/10/chartex" xmlns:cx5="http://schemas.microsoft.com/office/drawing/2016/5/11/chartex" xmlns:cx6="http://schemas.microsoft.com/office/drawing/2016/5/12/chartex" xmlns:cx7="http://schemas.microsoft.com/office/drawing/2016/5/13/chartex" xmlns:cx8="http://schemas.microsoft.com/office/drawing/2016/5/14/chartex" xmlns:mc="http://schemas.openxmlformats.org/markup-compatibility/2006" xmlns:aink="http://schemas.microsoft.com/office/drawing/2016/ink" xmlns:am3d="http://schemas.microsoft.com/office/drawing/2017/model3d" xmlns:o="urn:schemas-microsoft-com:office:office" xmlns:oel="http://schemas.microsoft.com/office/2019/extlst" xmlns:r="http://schemas.openxmlformats.org/officeDocument/2006/relationships" xmlns:m="http://schemas.openxmlformats.org/officeDocument/2006/math" xmlns:v="urn:schemas-microsoft-com:vml" xmlns:wp14="http://schemas.microsoft.com/office/word/2010/wordprocessingDrawing" xmlns:wp="http://schemas.openxmlformats.org/drawingml/2006/wordprocessingDrawing" xmlns:w10="urn:schemas-microsoft-com:office:word" xmlns:w="http://schemas.openxmlformats.org/wordprocessingml/2006/main" xmlns:w14="http://schemas.microsoft.com/office/word/2010/wordml" xmlns:w15="http://schemas.microsoft.com/office/word/2012/wordml" xmlns:w16cex="http://schemas.microsoft.com/office/word/2018/wordml/cex" xmlns:w16cid="http://schemas.microsoft.com/office/word/2016/wordml/cid" xmlns:w16="http://schemas.microsoft.com/office/word/2018/wordml" xmlns:w16du="http://schemas.microsoft.com/office/word/2023/wordml/word16du" xmlns:w16sdtdh="http://schemas.microsoft.com/office/word/2020/wordml/sdtdatahash" xmlns:w16sdtfl="http://schemas.microsoft.com/office/word/2024/wordml/sdtformatlock" xmlns:w16se="http://schemas.microsoft.com/office/word/2015/wordml/symex" xmlns:wpg="http://schemas.microsoft.com/office/word/2010/wordprocessingGroup" xmlns:wpi="http://schemas.microsoft.com/office/word/2010/wordprocessingInk" xmlns:wne="http://schemas.microsoft.com/office/word/2006/wordml" xmlns:wps="http://schemas.microsoft.com/office/word/2010/wordprocessingShape" mc:Ignorable="w14 w15 w16se w16cid w16 w16cex w16sdtdh w16sdtfl w16du wp14">
   <w:p>
     <w:pPr>
       <w:pStyle w:val="Header"/>
@@ -964,7 +1055,7 @@
     <w:r>
       <w:tab/>
       <w:tab/>
-      <w:t>2026-06-17</w:t>
+      <w:t>2026-06-18</w:t>
       <w:br/>
       <w:br/>
     </w:r>
@@ -981,7 +1072,7 @@
 </file>
 
 <file path=word/numbering.xml><?xml version="1.0" encoding="utf-8"?>
-<w:numbering xmlns:wpc="http://schemas.microsoft.com/office/word/2010/wordprocessingCanvas" xmlns:cx="http://schemas.microsoft.com/office/drawing/2014/chartex" xmlns:cx1="http://schemas.microsoft.com/office/drawing/2015/9/8/chartex" xmlns:cx2="http://schemas.microsoft.com/office/drawing/2015/10/21/chartex" xmlns:cx3="http://schemas.microsoft.com/office/drawing/2016/5/9/chartex" xmlns:cx4="http://schemas.microsoft.com/office/drawing/2016/5/10/chartex" xmlns:cx5="http://schemas.microsoft.com/office/drawing/2016/5/11/chartex" xmlns:cx6="http://schemas.microsoft.com/office/drawing/2016/5/12/chartex" xmlns:cx7="http://schemas.microsoft.com/office/drawing/2016/5/13/chartex" xmlns:cx8="http://schemas.microsoft.com/office/drawing/2016/5/14/chartex" xmlns:mc="http://schemas.openxmlformats.org/markup-compatibility/2006" xmlns:aink="http://schemas.microsoft.com/office/drawing/2016/ink" xmlns:am3d="http://schemas.microsoft.com/office/drawing/2017/model3d" xmlns:o="urn:schemas-microsoft-com:office:office" xmlns:oel="http://schemas.microsoft.com/office/2019/extlst" xmlns:r="http://schemas.openxmlformats.org/officeDocument/2006/relationships" xmlns:m="http://schemas.openxmlformats.org/officeDocument/2006/math" xmlns:v="urn:schemas-microsoft-com:vml" xmlns:wp14="http://schemas.microsoft.com/office/word/2010/wordprocessingDrawing" xmlns:wp="http://schemas.openxmlformats.org/drawingml/2006/wordprocessingDrawing" xmlns:w10="urn:schemas-microsoft-com:office:word" xmlns:w="http://schemas.openxmlformats.org/wordprocessingml/2006/main" xmlns:w14="http://schemas.microsoft.com/office/word/2010/wordml" xmlns:w15="http://schemas.microsoft.com/office/word/2012/wordml" xmlns:w16cex="http://schemas.microsoft.com/office/word/2018/wordml/cex" xmlns:w16cid="http://schemas.microsoft.com/office/word/2016/wordml/cid" xmlns:w16="http://schemas.microsoft.com/office/word/2018/wordml" xmlns:w16sdtdh="http://schemas.microsoft.com/office/word/2020/wordml/sdtdatahash" xmlns:w16se="http://schemas.microsoft.com/office/word/2015/wordml/symex" xmlns:wpg="http://schemas.microsoft.com/office/word/2010/wordprocessingGroup" xmlns:wpi="http://schemas.microsoft.com/office/word/2010/wordprocessingInk" xmlns:wne="http://schemas.microsoft.com/office/word/2006/wordml" xmlns:wps="http://schemas.microsoft.com/office/word/2010/wordprocessingShape" mc:Ignorable="w14 w15 w16se w16cid w16 w16cex w16sdtdh wp14">
+<w:numbering xmlns:wpc="http://schemas.microsoft.com/office/word/2010/wordprocessingCanvas" xmlns:cx="http://schemas.microsoft.com/office/drawing/2014/chartex" xmlns:cx1="http://schemas.microsoft.com/office/drawing/2015/9/8/chartex" xmlns:cx2="http://schemas.microsoft.com/office/drawing/2015/10/21/chartex" xmlns:cx3="http://schemas.microsoft.com/office/drawing/2016/5/9/chartex" xmlns:cx4="http://schemas.microsoft.com/office/drawing/2016/5/10/chartex" xmlns:cx5="http://schemas.microsoft.com/office/drawing/2016/5/11/chartex" xmlns:cx6="http://schemas.microsoft.com/office/drawing/2016/5/12/chartex" xmlns:cx7="http://schemas.microsoft.com/office/drawing/2016/5/13/chartex" xmlns:cx8="http://schemas.microsoft.com/office/drawing/2016/5/14/chartex" xmlns:mc="http://schemas.openxmlformats.org/markup-compatibility/2006" xmlns:aink="http://schemas.microsoft.com/office/drawing/2016/ink" xmlns:am3d="http://schemas.microsoft.com/office/drawing/2017/model3d" xmlns:o="urn:schemas-microsoft-com:office:office" xmlns:oel="http://schemas.microsoft.com/office/2019/extlst" xmlns:r="http://schemas.openxmlformats.org/officeDocument/2006/relationships" xmlns:m="http://schemas.openxmlformats.org/officeDocument/2006/math" xmlns:v="urn:schemas-microsoft-com:vml" xmlns:wp14="http://schemas.microsoft.com/office/word/2010/wordprocessingDrawing" xmlns:wp="http://schemas.openxmlformats.org/drawingml/2006/wordprocessingDrawing" xmlns:w10="urn:schemas-microsoft-com:office:word" xmlns:w="http://schemas.openxmlformats.org/wordprocessingml/2006/main" xmlns:w14="http://schemas.microsoft.com/office/word/2010/wordml" xmlns:w15="http://schemas.microsoft.com/office/word/2012/wordml" xmlns:w16cex="http://schemas.microsoft.com/office/word/2018/wordml/cex" xmlns:w16cid="http://schemas.microsoft.com/office/word/2016/wordml/cid" xmlns:w16="http://schemas.microsoft.com/office/word/2018/wordml" xmlns:w16du="http://schemas.microsoft.com/office/word/2023/wordml/word16du" xmlns:w16sdtdh="http://schemas.microsoft.com/office/word/2020/wordml/sdtdatahash" xmlns:w16sdtfl="http://schemas.microsoft.com/office/word/2024/wordml/sdtformatlock" xmlns:w16se="http://schemas.microsoft.com/office/word/2015/wordml/symex" xmlns:wpg="http://schemas.microsoft.com/office/word/2010/wordprocessingGroup" xmlns:wpi="http://schemas.microsoft.com/office/word/2010/wordprocessingInk" xmlns:wne="http://schemas.microsoft.com/office/word/2006/wordml" xmlns:wps="http://schemas.microsoft.com/office/word/2010/wordprocessingShape" mc:Ignorable="w14 w15 w16se w16cid w16 w16cex w16sdtdh w16sdtfl w16du wp14">
   <w:abstractNum w:abstractNumId="0" w15:restartNumberingAfterBreak="0">
     <w:nsid w:val="FFFFFF7C"/>
     <w:multiLevelType w:val="singleLevel"/>
@@ -1184,7 +1275,7 @@
 </file>
 
 <file path=word/styles.xml><?xml version="1.0" encoding="utf-8"?>
-<w:styles xmlns:mc="http://schemas.openxmlformats.org/markup-compatibility/2006" xmlns:r="http://schemas.openxmlformats.org/officeDocument/2006/relationships" xmlns:w="http://schemas.openxmlformats.org/wordprocessingml/2006/main" xmlns:w14="http://schemas.microsoft.com/office/word/2010/wordml" xmlns:w15="http://schemas.microsoft.com/office/word/2012/wordml" xmlns:w16cex="http://schemas.microsoft.com/office/word/2018/wordml/cex" xmlns:w16cid="http://schemas.microsoft.com/office/word/2016/wordml/cid" xmlns:w16="http://schemas.microsoft.com/office/word/2018/wordml" xmlns:w16sdtdh="http://schemas.microsoft.com/office/word/2020/wordml/sdtdatahash" xmlns:w16se="http://schemas.microsoft.com/office/word/2015/wordml/symex" mc:Ignorable="w14 w15 w16se w16cid w16 w16cex w16sdtdh">
+<w:styles xmlns:mc="http://schemas.openxmlformats.org/markup-compatibility/2006" xmlns:r="http://schemas.openxmlformats.org/officeDocument/2006/relationships" xmlns:w="http://schemas.openxmlformats.org/wordprocessingml/2006/main" xmlns:w14="http://schemas.microsoft.com/office/word/2010/wordml" xmlns:w15="http://schemas.microsoft.com/office/word/2012/wordml" xmlns:w16cex="http://schemas.microsoft.com/office/word/2018/wordml/cex" xmlns:w16cid="http://schemas.microsoft.com/office/word/2016/wordml/cid" xmlns:w16="http://schemas.microsoft.com/office/word/2018/wordml" xmlns:w16du="http://schemas.microsoft.com/office/word/2023/wordml/word16du" xmlns:w16sdtdh="http://schemas.microsoft.com/office/word/2020/wordml/sdtdatahash" xmlns:w16sdtfl="http://schemas.microsoft.com/office/word/2024/wordml/sdtformatlock" xmlns:w16se="http://schemas.microsoft.com/office/word/2015/wordml/symex" mc:Ignorable="w14 w15 w16se w16cid w16 w16cex w16sdtdh w16sdtfl w16du">
   <w:docDefaults>
     <w:rPrDefault>
       <w:rPr>
@@ -1942,7 +2033,7 @@
     <w:link w:val="TitleChar"/>
     <w:uiPriority w:val="10"/>
     <w:qFormat/>
-    <w:rsid w:val="007106C8"/>
+    <w:rsid w:val="00E854FA"/>
     <w:pPr>
       <w:spacing w:after="300" w:line="240" w:lineRule="auto"/>
       <w:contextualSpacing/>
@@ -1952,7 +2043,7 @@
       <w:rFonts w:eastAsiaTheme="majorEastAsia" w:cstheme="majorBidi"/>
       <w:spacing w:val="5"/>
       <w:kern w:val="28"/>
-      <w:sz w:val="52"/>
+      <w:sz w:val="40"/>
       <w:szCs w:val="52"/>
       <w:lang w:val="sv-SE" w:eastAsia="en-US" w:bidi="ar-SA"/>
     </w:rPr>
@@ -1962,12 +2053,12 @@
     <w:basedOn w:val="DefaultParagraphFont"/>
     <w:link w:val="Title"/>
     <w:uiPriority w:val="10"/>
-    <w:rsid w:val="007106C8"/>
+    <w:rsid w:val="00E854FA"/>
     <w:rPr>
       <w:rFonts w:ascii="Times New Roman" w:eastAsiaTheme="majorEastAsia" w:hAnsi="Times New Roman" w:cstheme="majorBidi"/>
       <w:spacing w:val="5"/>
       <w:kern w:val="28"/>
-      <w:sz w:val="52"/>
+      <w:sz w:val="40"/>
       <w:szCs w:val="52"/>
       <w:lang w:val="sv-SE" w:eastAsia="en-US" w:bidi="ar-SA"/>
     </w:rPr>

--- a/klagomål/A 57970-2022 FSC-klagomål.docx
+++ b/klagomål/A 57970-2022 FSC-klagomål.docx
@@ -1055,7 +1055,7 @@
     <w:r>
       <w:tab/>
       <w:tab/>
-      <w:t>2026-06-18</w:t>
+      <w:t>2026-06-19</w:t>
       <w:br/>
       <w:br/>
     </w:r>

--- a/klagomål/A 57970-2022 FSC-klagomål.docx
+++ b/klagomål/A 57970-2022 FSC-klagomål.docx
@@ -1055,7 +1055,7 @@
     <w:r>
       <w:tab/>
       <w:tab/>
-      <w:t>2026-06-19</w:t>
+      <w:t>2026-06-20</w:t>
       <w:br/>
       <w:br/>
     </w:r>

--- a/klagomål/A 57970-2022 FSC-klagomål.docx
+++ b/klagomål/A 57970-2022 FSC-klagomål.docx
@@ -168,38 +168,7 @@
     </w:p>
     <w:p>
       <w:r>
-        <w:t>Detta dokument behandlar höga naturvärden i avverkningsanmälan A 57970-2022 i Nordanstigs kommun som inkom 2022-12-05 och omfattar 5,0 ha.</w:t>
-      </w:r>
-    </w:p>
-    <w:p>
-      <w:r>
-        <w:t>Nedan presenteras fynd av naturvårdsarter som gjorts i det avverkningsanmälda området, samt relevanta utdrag ur standarderna för FSC, Chain of Custody, Controlled Wood och PEFC. I BILAGA 1 finns artfakta om rödlistade arter.</w:t>
-      </w:r>
-    </w:p>
-    <w:p>
-      <w:r>
-        <w:t>Vi förväntar oss att ni återkommer med ett skriftligt svar på vårt klagomål och även beskriver vilka korrigerande åtgärder ni satt in för att rätta till identifierade brister i er efterlevnad av den svenska FSC standarden.</w:t>
-      </w:r>
-    </w:p>
-    <w:p>
-      <w:pPr>
-        <w:pStyle w:val="Heading1"/>
-      </w:pPr>
-      <w:r>
-        <w:t>Naturvårdsarter</w:t>
-      </w:r>
-    </w:p>
-    <w:p>
-      <w:r>
-        <w:t>I och inom 2 meter från avverkningsanmälan har följande 10 naturvårdsarter hittats: gammelgransskål (NT, T), lunglav (NT, T), rosenticka (NT, T), korallblylav (S, T), luddlav (S, T), mörk husmossa (S, T), svavelriska (S), ögonpyrola (S, T), kärrfibbla (T) och torta (T). Av dessa är 3 rödlistade. För rödlistade arter har rödlistekategorin angivits inom parentes. Arter som är signalarter enligt Skogsstyrelsen har markerats med (S). Typiska arter inom Natura 2000 som är kopplade till skogsekosystem har markerats med (T).</w:t>
-      </w:r>
-    </w:p>
-    <w:p>
-      <w:r>
-        <w:t>De påträffade naturvårdsarterna är ett tydligt kvitto på att det rör sig om en skog med höga naturvärden.</w:t>
-      </w:r>
-      <w:r>
-        <w:t xml:space="preserve"> I Figur 1 visas fyndplatser för naturvårdsarter i området, som finns registrerade på Artportalen.</w:t>
+        <w:t>Detta klagomål behandlar höga naturvärden i avverkningsanmälan A 57970-2022 i Nordanstigs kommun som inkom 2022-12-05 och omfattar 5,0 ha.</w:t>
       </w:r>
     </w:p>
     <w:p>
@@ -247,7 +216,35 @@
         <w:spacing w:after="240"/>
       </w:pPr>
       <w:r>
-        <w:t>Figur 1. Fyndplatser för naturvårdsarter i och inom 2 meter från avverkningsanmälan (röd linje). Markörer utan svart kant är placerade på fyndplatsen. Markörer med svart kant är placerade vid sidan av fyndplatsen och har ett svart streck som visar fyndplatsens exakta position. Kartans mittpunktskoordinat är N 6898487, E 585152 i SWEREF 99 TM.</w:t>
+        <w:t>Figur 1. Fyndplatser för naturvårdsarter i och inom 2 meter från avverkningsanmälan. Markörer utan svart kant är placerade på fyndplatsen. Markörer med svart kant är placerade vid sidan av fyndplatsen har ett svart streck som visar fyndplatsens exakta position. Kartans mittpunktskoordinat är N 6898487, E 585152 i SWEREF 99 TM.</w:t>
+      </w:r>
+    </w:p>
+    <w:p>
+      <w:r>
+        <w:t>I och inom 2 meter från avverkningsanmälan finns fynd av 10 naturvårdsarter, varav 3 är rödlistade, 9 är typiska (T) och 5 är signalarter (S): gammelgransskål (NT, T), lunglav (NT, T), rosenticka (NT, T), korallblylav (S, T), luddlav (S, T), mörk husmossa (S, T), svavelriska (S), ögonpyrola (S, T), kärrfibbla (T) och torta (T). Se Figur 1.</w:t>
+      </w:r>
+    </w:p>
+    <w:p>
+      <w:r>
+        <w:t>Nedan presenteras relevanta utdrag ur standarderna för FSC, Chain of Custody, Controlled Wood och PEFC.</w:t>
+      </w:r>
+    </w:p>
+    <w:p>
+      <w:r>
+        <w:t>Vi förväntar oss att ni återkommer med ett skriftligt svar på vårt klagomål och även beskriver vilka korrigerande åtgärder ni satt in för att rätta till identifierade brister i er efterlevnad av den svenska FSC standarden.</w:t>
+      </w:r>
+    </w:p>
+    <w:p>
+      <w:pPr>
+        <w:pStyle w:val="Heading1"/>
+      </w:pPr>
+      <w:r>
+        <w:t>Naturvårdsarter och fridlysta arter</w:t>
+      </w:r>
+    </w:p>
+    <w:p>
+      <w:r>
+        <w:t>Nedan följer beskrivningar av de naturvårdsarter och fridlysta arter som har sina livsmiljöer och växtplatser i den avverkningsanmälda skogen. Se även ytterligare artfakta i BILAGA 1. De påträffade naturvårdsarterna är ett tydligt kvitto på att det rör sig om en skog med höga naturvärden.</w:t>
       </w:r>
     </w:p>
     <w:p>
@@ -275,6 +272,91 @@
         <w:rPr>
           <w:b/>
         </w:rPr>
+        <w:t>Lunglav (NT)</w:t>
+      </w:r>
+      <w:r>
+        <w:t xml:space="preserve"> är en av vårt lands främsta signalarter som överallt indikerar gamla lövträd, skogsbestånd med höga naturvärden och ekosystem med långskoglig kontinuitet. Lokalt kan förekomsten vara mycket riklig men den hittas nästan enbart i gamla och ej slutavverkade skogar. Artens samtliga förekomster bör uppmärksammas från naturvårdssynpunkt, då många lokaler även hyser andra ovanliga och rödlistade arter. Rikliga förekomster bör skyddas med biotopskydd, frivilliga avsättningar eller reservat. På lunglav kan de sällsynta lavparasiterna lunglavshårprick (CR), </w:t>
+      </w:r>
+      <w:r>
+        <w:rPr>
+          <w:i/>
+        </w:rPr>
+        <w:t>Abrothallus diederichii</w:t>
+      </w:r>
+      <w:r>
+        <w:t xml:space="preserve"> (VU), </w:t>
+      </w:r>
+      <w:r>
+        <w:rPr>
+          <w:i/>
+        </w:rPr>
+        <w:t>Abrothallus lobariae</w:t>
+      </w:r>
+      <w:r>
+        <w:t xml:space="preserve"> (VU), </w:t>
+      </w:r>
+      <w:r>
+        <w:rPr>
+          <w:i/>
+        </w:rPr>
+        <w:t>Calycina lobariae</w:t>
+      </w:r>
+      <w:r>
+        <w:t xml:space="preserve"> (VU), lunglavsknapp (VU) och skrovelmössing (VU) påträffas. Lunglav är typisk art för </w:t>
+      </w:r>
+      <w:r>
+        <w:rPr>
+          <w:i/>
+        </w:rPr>
+        <w:t>9010 Taiga, 9020 Nordlig ädellövskog, 9110 Näringsfattig bokskog, 9130 Näringsrik bokskog, 9160 Näringsrik ekskog, 9180 Ädellövskog i branter, 9190 Näringsfattig ekskog, 9070 Trädklädd betesmark, 9040 Fjällbjörkskog</w:t>
+      </w:r>
+      <w:r>
+        <w:t xml:space="preserve"> och</w:t>
+      </w:r>
+      <w:r>
+        <w:rPr>
+          <w:i/>
+        </w:rPr>
+        <w:t xml:space="preserve"> 6530 Lövängar</w:t>
+      </w:r>
+      <w:r>
+        <w:t xml:space="preserve"> (SLU Artdatabanken, 2026; Nitare &amp; Skogsstyrelsen, 2019).</w:t>
+      </w:r>
+    </w:p>
+    <w:p>
+      <w:r>
+        <w:rPr>
+          <w:b/>
+        </w:rPr>
+        <w:t>Rosenticka (NT)</w:t>
+      </w:r>
+      <w:r>
+        <w:t xml:space="preserve">, rödlistad som nära hotad, ingår i en karaktäristisk association av vedsvampar som växer på gamla, grova granlågor i urskogsartade barrskogar. Den är placerad i toppen av Skogsstyrelsens värdepyramid för bedömning av skog med höga naturvärden och indikerar ett granskogsekosystem med långvarig kontinuitet av grova lågor. Artens beroende av grova granlågor innebär att alla skogsskötselåtgärder på eller i omedelbar närhet av lokalerna utgör ett hot på lång sikt. Det är angeläget att populationerna inte ytterligare glesas ut och ett tillräckligt antal områden där arten nu finns måste sparas för framtiden. Rosenticka är typisk art för </w:t>
+      </w:r>
+      <w:r>
+        <w:rPr>
+          <w:i/>
+        </w:rPr>
+        <w:t xml:space="preserve">9010 Taiga </w:t>
+      </w:r>
+      <w:r>
+        <w:t xml:space="preserve">och </w:t>
+      </w:r>
+      <w:r>
+        <w:rPr>
+          <w:i/>
+        </w:rPr>
+        <w:t>9050 Näringsrik granskog</w:t>
+      </w:r>
+      <w:r>
+        <w:t xml:space="preserve"> (Nitare &amp; Skogsstyrelsen, 2019; SLU Artdatabanken, 2024).</w:t>
+      </w:r>
+    </w:p>
+    <w:p>
+      <w:r>
+        <w:rPr>
+          <w:b/>
+        </w:rPr>
         <w:t>Korallblylav</w:t>
       </w:r>
       <w:r>
@@ -304,6 +386,102 @@
         <w:rPr>
           <w:b/>
         </w:rPr>
+        <w:t>Luddlav</w:t>
+      </w:r>
+      <w:r>
+        <w:t xml:space="preserve"> signalerar lång skoglig kontinuitet med ett stabilt lokal- och mikroklimat med hög och jämn fuktighet. Luddlav är typisk art för </w:t>
+      </w:r>
+      <w:r>
+        <w:rPr>
+          <w:i/>
+        </w:rPr>
+        <w:t>9010 Taiga,</w:t>
+      </w:r>
+      <w:r>
+        <w:t xml:space="preserve"> </w:t>
+      </w:r>
+      <w:r>
+        <w:rPr>
+          <w:i/>
+        </w:rPr>
+        <w:t xml:space="preserve">9020 Nordlig ädellövskog, 9070 Trädklädd betesmark, 9110 Näringsfattig bokskog, 9180 Ädellövskog i branter </w:t>
+      </w:r>
+      <w:r>
+        <w:t>och</w:t>
+      </w:r>
+      <w:r>
+        <w:rPr>
+          <w:i/>
+        </w:rPr>
+        <w:t xml:space="preserve"> 9190 Näringsfattig ekskog </w:t>
+      </w:r>
+      <w:r>
+        <w:t>(Nitare &amp; Skogsstyrelsen, 2019; SLU Artdatabanken, 2025).</w:t>
+      </w:r>
+    </w:p>
+    <w:p>
+      <w:r>
+        <w:rPr>
+          <w:b/>
+        </w:rPr>
+        <w:t xml:space="preserve">Mörk husmossa </w:t>
+      </w:r>
+      <w:r>
+        <w:t xml:space="preserve">är en mycket bra signalart i södra och mellersta Sverige. Den är sannolikt svårspridd och växer huvudsakligen i skog med lång skoglig kontinuitet i områden med konstant hög luftfuktighet. Den är känslig för större avverkningar, men tål plockhuggning som lämnar ett tätare trädskikt och ett obrutet, fukthållande mosstäcke på marken. Ett par studier har klart visat att artens tillväxt försämras när skogen huggs ner intill växtplatsen, och att ett kalhygges påverkan på mörk husmossa avtar både med avståndet från kalhygget och ju fuktigare växtplatsen är. Mörk husmossa är typisk art för </w:t>
+      </w:r>
+      <w:r>
+        <w:rPr>
+          <w:i/>
+        </w:rPr>
+        <w:t xml:space="preserve">9010 Taiga, 9050 Näringsrik granskog, 9080 Lövsumpskog, 9750 Svämlövskog, 9020 Nordlig ädellövskog, 9160 Näringsrik ekskog </w:t>
+      </w:r>
+      <w:r>
+        <w:t>och</w:t>
+      </w:r>
+      <w:r>
+        <w:rPr>
+          <w:i/>
+        </w:rPr>
+        <w:t xml:space="preserve"> 9180 Ädellövskog i branter</w:t>
+      </w:r>
+      <w:r>
+        <w:t xml:space="preserve"> (SLU Artdatabanken, 2024; Nitare &amp; Skogsstyrelsen, 2019).</w:t>
+      </w:r>
+    </w:p>
+    <w:p>
+      <w:r>
+        <w:rPr>
+          <w:b/>
+        </w:rPr>
+        <w:t xml:space="preserve">Ögonpyrola </w:t>
+      </w:r>
+      <w:r>
+        <w:t xml:space="preserve">är normalt en bra signalart som visar på områden med höga naturvärden och stabila förhållanden, särskilt inom näringsfattiga trakter. Växten är mycket känslig för markskador och försvinner snabbt efter slutavverkning. Den hotas också av skogsgödsling och markavvattning. Ögonpyrola är typisk art för </w:t>
+      </w:r>
+      <w:r>
+        <w:rPr>
+          <w:i/>
+        </w:rPr>
+        <w:t>9010 Taiga</w:t>
+      </w:r>
+      <w:r>
+        <w:t xml:space="preserve"> och</w:t>
+      </w:r>
+      <w:r>
+        <w:rPr>
+          <w:i/>
+        </w:rPr>
+        <w:t xml:space="preserve"> 9070 Trädklädd betesmark</w:t>
+      </w:r>
+      <w:r>
+        <w:t xml:space="preserve"> (Nitare &amp; Skogsstyrelsen, 2019; SLU Artdatabanken, 2024).</w:t>
+      </w:r>
+    </w:p>
+    <w:p>
+      <w:r>
+        <w:rPr>
+          <w:b/>
+        </w:rPr>
         <w:t>Kärrfibbla</w:t>
       </w:r>
       <w:r>
@@ -333,158 +511,6 @@
         <w:rPr>
           <w:b/>
         </w:rPr>
-        <w:t>Luddlav</w:t>
-      </w:r>
-      <w:r>
-        <w:t xml:space="preserve"> signalerar lång skoglig kontinuitet med ett stabilt lokal- och mikroklimat med hög och jämn fuktighet. Luddlav är typisk art för </w:t>
-      </w:r>
-      <w:r>
-        <w:rPr>
-          <w:i/>
-        </w:rPr>
-        <w:t>9010 Taiga,</w:t>
-      </w:r>
-      <w:r>
-        <w:t xml:space="preserve"> </w:t>
-      </w:r>
-      <w:r>
-        <w:rPr>
-          <w:i/>
-        </w:rPr>
-        <w:t xml:space="preserve">9020 Nordlig ädellövskog, 9070 Trädklädd betesmark, 9110 Näringsfattig bokskog, 9180 Ädellövskog i branter </w:t>
-      </w:r>
-      <w:r>
-        <w:t>och</w:t>
-      </w:r>
-      <w:r>
-        <w:rPr>
-          <w:i/>
-        </w:rPr>
-        <w:t xml:space="preserve"> 9190 Näringsfattig ekskog </w:t>
-      </w:r>
-      <w:r>
-        <w:t>(Nitare &amp; Skogsstyrelsen, 2019; SLU Artdatabanken, 2025).</w:t>
-      </w:r>
-    </w:p>
-    <w:p>
-      <w:r>
-        <w:rPr>
-          <w:b/>
-        </w:rPr>
-        <w:t>Lunglav (NT)</w:t>
-      </w:r>
-      <w:r>
-        <w:t xml:space="preserve"> är en av vårt lands främsta signalarter som överallt indikerar gamla lövträd, skogsbestånd med höga naturvärden och ekosystem med långskoglig kontinuitet. Lokalt kan förekomsten vara mycket riklig men den hittas nästan enbart i gamla och ej slutavverkade skogar. Artens samtliga förekomster bör uppmärksammas från naturvårdssynpunkt, då många lokaler även hyser andra ovanliga och rödlistade arter. Rikliga förekomster bör skyddas med biotopskydd, frivilliga avsättningar eller reservat. På lunglav kan de sällsynta lavparasiterna lunglavshårprick (CR), </w:t>
-      </w:r>
-      <w:r>
-        <w:rPr>
-          <w:i/>
-        </w:rPr>
-        <w:t>Abrothallus diederichii</w:t>
-      </w:r>
-      <w:r>
-        <w:t xml:space="preserve"> (VU), </w:t>
-      </w:r>
-      <w:r>
-        <w:rPr>
-          <w:i/>
-        </w:rPr>
-        <w:t>Abrothallus lobariae</w:t>
-      </w:r>
-      <w:r>
-        <w:t xml:space="preserve"> (VU), </w:t>
-      </w:r>
-      <w:r>
-        <w:rPr>
-          <w:i/>
-        </w:rPr>
-        <w:t>Calycina lobariae</w:t>
-      </w:r>
-      <w:r>
-        <w:t xml:space="preserve"> (VU), lunglavsknapp (VU) och skrovelmössing (VU) påträffas. Lunglav är typisk art för </w:t>
-      </w:r>
-      <w:r>
-        <w:rPr>
-          <w:i/>
-        </w:rPr>
-        <w:t>9010 Taiga, 9020 Nordlig ädellövskog, 9110 Näringsfattig bokskog, 9130 Näringsrik bokskog, 9160 Näringsrik ekskog, 9180 Ädellövskog i branter, 9190 Näringsfattig ekskog, 9070 Trädklädd betesmark, 9040 Fjällbjörkskog</w:t>
-      </w:r>
-      <w:r>
-        <w:t xml:space="preserve"> och</w:t>
-      </w:r>
-      <w:r>
-        <w:rPr>
-          <w:i/>
-        </w:rPr>
-        <w:t xml:space="preserve"> 6530 Lövängar</w:t>
-      </w:r>
-      <w:r>
-        <w:t xml:space="preserve"> (SLU Artdatabanken, 2026; Nitare &amp; Skogsstyrelsen, 2019).</w:t>
-      </w:r>
-    </w:p>
-    <w:p>
-      <w:r>
-        <w:rPr>
-          <w:b/>
-        </w:rPr>
-        <w:t xml:space="preserve">Mörk husmossa </w:t>
-      </w:r>
-      <w:r>
-        <w:t xml:space="preserve">är en mycket bra signalart i södra och mellersta Sverige. Den är sannolikt svårspridd och växer huvudsakligen i skog med lång skoglig kontinuitet i områden med konstant hög luftfuktighet. Den är känslig för större avverkningar, men tål plockhuggning som lämnar ett tätare trädskikt och ett obrutet, fukthållande mosstäcke på marken. Ett par studier har klart visat att artens tillväxt försämras när skogen huggs ner intill växtplatsen, och att ett kalhygges påverkan på mörk husmossa avtar både med avståndet från kalhygget och ju fuktigare växtplatsen är. Mörk husmossa är typisk art för </w:t>
-      </w:r>
-      <w:r>
-        <w:rPr>
-          <w:i/>
-        </w:rPr>
-        <w:t xml:space="preserve">9010 Taiga, 9050 Näringsrik granskog, 9080 Lövsumpskog, 9750 Svämlövskog, 9020 Nordlig ädellövskog, 9160 Näringsrik ekskog </w:t>
-      </w:r>
-      <w:r>
-        <w:t>och</w:t>
-      </w:r>
-      <w:r>
-        <w:rPr>
-          <w:i/>
-        </w:rPr>
-        <w:t xml:space="preserve"> 9180 Ädellövskog i branter</w:t>
-      </w:r>
-      <w:r>
-        <w:t xml:space="preserve"> (SLU Artdatabanken, 2024; Nitare &amp; Skogsstyrelsen, 2019).</w:t>
-      </w:r>
-    </w:p>
-    <w:p>
-      <w:r>
-        <w:rPr>
-          <w:b/>
-        </w:rPr>
-        <w:t>Rosenticka (NT)</w:t>
-      </w:r>
-      <w:r>
-        <w:t xml:space="preserve">, rödlistad som nära hotad, ingår i en karaktäristisk association av vedsvampar som växer på gamla, grova granlågor i urskogsartade barrskogar. Den är placerad i toppen av Skogsstyrelsens värdepyramid för bedömning av skog med höga naturvärden och indikerar ett granskogsekosystem med långvarig kontinuitet av grova lågor. Artens beroende av grova granlågor innebär att alla skogsskötselåtgärder på eller i omedelbar närhet av lokalerna utgör ett hot på lång sikt. Det är angeläget att populationerna inte ytterligare glesas ut och ett tillräckligt antal områden där arten nu finns måste sparas för framtiden. Rosenticka är typisk art för </w:t>
-      </w:r>
-      <w:r>
-        <w:rPr>
-          <w:i/>
-        </w:rPr>
-        <w:t xml:space="preserve">9010 Taiga </w:t>
-      </w:r>
-      <w:r>
-        <w:t xml:space="preserve">och </w:t>
-      </w:r>
-      <w:r>
-        <w:rPr>
-          <w:i/>
-        </w:rPr>
-        <w:t>9050 Näringsrik granskog</w:t>
-      </w:r>
-      <w:r>
-        <w:t xml:space="preserve"> (Nitare &amp; Skogsstyrelsen, 2019; SLU Artdatabanken, 2024).</w:t>
-      </w:r>
-    </w:p>
-    <w:p>
-      <w:r>
-        <w:rPr>
-          <w:b/>
-        </w:rPr>
         <w:t xml:space="preserve">Torta </w:t>
       </w:r>
       <w:r>
@@ -507,35 +533,6 @@
       </w:r>
       <w:r>
         <w:t>(SLU Artdatabanken, 2025).</w:t>
-      </w:r>
-    </w:p>
-    <w:p>
-      <w:r>
-        <w:rPr>
-          <w:b/>
-        </w:rPr>
-        <w:t xml:space="preserve">Ögonpyrola </w:t>
-      </w:r>
-      <w:r>
-        <w:t xml:space="preserve">är normalt en bra signalart som visar på områden med höga naturvärden och stabila förhållanden, särskilt inom näringsfattiga trakter. Växten är mycket känslig för markskador och försvinner snabbt efter slutavverkning. Den hotas också av skogsgödsling och markavvattning. Ögonpyrola är typisk art för </w:t>
-      </w:r>
-      <w:r>
-        <w:rPr>
-          <w:i/>
-        </w:rPr>
-        <w:t>9010 Taiga</w:t>
-      </w:r>
-      <w:r>
-        <w:t xml:space="preserve"> och</w:t>
-      </w:r>
-      <w:r>
-        <w:rPr>
-          <w:i/>
-        </w:rPr>
-        <w:t xml:space="preserve"> 9070 Trädklädd betesmark</w:t>
-      </w:r>
-      <w:r>
-        <w:t xml:space="preserve"> (Nitare &amp; Skogsstyrelsen, 2019; SLU Artdatabanken, 2024).</w:t>
       </w:r>
     </w:p>
     <w:p>
@@ -1055,7 +1052,7 @@
     <w:r>
       <w:tab/>
       <w:tab/>
-      <w:t>2026-06-20</w:t>
+      <w:t>2026-06-21</w:t>
       <w:br/>
       <w:br/>
     </w:r>

--- a/klagomål/A 57970-2022 FSC-klagomål.docx
+++ b/klagomål/A 57970-2022 FSC-klagomål.docx
@@ -1052,7 +1052,7 @@
     <w:r>
       <w:tab/>
       <w:tab/>
-      <w:t>2026-06-21</w:t>
+      <w:t>2026-06-22</w:t>
       <w:br/>
       <w:br/>
     </w:r>

--- a/klagomål/A 57970-2022 FSC-klagomål.docx
+++ b/klagomål/A 57970-2022 FSC-klagomål.docx
@@ -1052,7 +1052,7 @@
     <w:r>
       <w:tab/>
       <w:tab/>
-      <w:t>2026-06-22</w:t>
+      <w:t>2026-06-23</w:t>
       <w:br/>
       <w:br/>
     </w:r>

--- a/klagomål/A 57970-2022 FSC-klagomål.docx
+++ b/klagomål/A 57970-2022 FSC-klagomål.docx
@@ -1052,7 +1052,7 @@
     <w:r>
       <w:tab/>
       <w:tab/>
-      <w:t>2026-06-23</w:t>
+      <w:t>2026-06-24</w:t>
       <w:br/>
       <w:br/>
     </w:r>

--- a/klagomål/A 57970-2022 FSC-klagomål.docx
+++ b/klagomål/A 57970-2022 FSC-klagomål.docx
@@ -1052,7 +1052,7 @@
     <w:r>
       <w:tab/>
       <w:tab/>
-      <w:t>2026-06-24</w:t>
+      <w:t>2026-06-25</w:t>
       <w:br/>
       <w:br/>
     </w:r>

--- a/klagomål/A 57970-2022 FSC-klagomål.docx
+++ b/klagomål/A 57970-2022 FSC-klagomål.docx
@@ -1052,7 +1052,7 @@
     <w:r>
       <w:tab/>
       <w:tab/>
-      <w:t>2026-06-25</w:t>
+      <w:t>2026-06-26</w:t>
       <w:br/>
       <w:br/>
     </w:r>

--- a/klagomål/A 57970-2022 FSC-klagomål.docx
+++ b/klagomål/A 57970-2022 FSC-klagomål.docx
@@ -1052,7 +1052,7 @@
     <w:r>
       <w:tab/>
       <w:tab/>
-      <w:t>2026-06-26</w:t>
+      <w:t>2026-06-27</w:t>
       <w:br/>
       <w:br/>
     </w:r>

--- a/klagomål/A 57970-2022 FSC-klagomål.docx
+++ b/klagomål/A 57970-2022 FSC-klagomål.docx
@@ -1052,7 +1052,7 @@
     <w:r>
       <w:tab/>
       <w:tab/>
-      <w:t>2026-06-27</w:t>
+      <w:t>2026-06-28</w:t>
       <w:br/>
       <w:br/>
     </w:r>

--- a/klagomål/A 57970-2022 FSC-klagomål.docx
+++ b/klagomål/A 57970-2022 FSC-klagomål.docx
@@ -1052,7 +1052,7 @@
     <w:r>
       <w:tab/>
       <w:tab/>
-      <w:t>2026-06-28</w:t>
+      <w:t>2026-06-29</w:t>
       <w:br/>
       <w:br/>
     </w:r>

--- a/klagomål/A 57970-2022 FSC-klagomål.docx
+++ b/klagomål/A 57970-2022 FSC-klagomål.docx
@@ -1052,7 +1052,7 @@
     <w:r>
       <w:tab/>
       <w:tab/>
-      <w:t>2026-06-29</w:t>
+      <w:t>2026-06-30</w:t>
       <w:br/>
       <w:br/>
     </w:r>

--- a/klagomål/A 57970-2022 FSC-klagomål.docx
+++ b/klagomål/A 57970-2022 FSC-klagomål.docx
@@ -1052,7 +1052,7 @@
     <w:r>
       <w:tab/>
       <w:tab/>
-      <w:t>2026-06-30</w:t>
+      <w:t>2026-07-01</w:t>
       <w:br/>
       <w:br/>
     </w:r>

--- a/klagomål/A 57970-2022 FSC-klagomål.docx
+++ b/klagomål/A 57970-2022 FSC-klagomål.docx
@@ -1052,7 +1052,7 @@
     <w:r>
       <w:tab/>
       <w:tab/>
-      <w:t>2026-07-01</w:t>
+      <w:t>2026-07-02</w:t>
       <w:br/>
       <w:br/>
     </w:r>

--- a/klagomål/A 57970-2022 FSC-klagomål.docx
+++ b/klagomål/A 57970-2022 FSC-klagomål.docx
@@ -1052,7 +1052,7 @@
     <w:r>
       <w:tab/>
       <w:tab/>
-      <w:t>2026-07-13</w:t>
+      <w:t>2026-07-14</w:t>
       <w:br/>
       <w:br/>
     </w:r>

--- a/klagomål/A 57970-2022 FSC-klagomål.docx
+++ b/klagomål/A 57970-2022 FSC-klagomål.docx
@@ -1052,7 +1052,7 @@
     <w:r>
       <w:tab/>
       <w:tab/>
-      <w:t>2026-07-14</w:t>
+      <w:t>2026-07-15</w:t>
       <w:br/>
       <w:br/>
     </w:r>

--- a/klagomål/A 57970-2022 FSC-klagomål.docx
+++ b/klagomål/A 57970-2022 FSC-klagomål.docx
@@ -1052,7 +1052,7 @@
     <w:r>
       <w:tab/>
       <w:tab/>
-      <w:t>2026-07-15</w:t>
+      <w:t>2026-07-16</w:t>
       <w:br/>
       <w:br/>
     </w:r>

--- a/klagomål/A 57970-2022 FSC-klagomål.docx
+++ b/klagomål/A 57970-2022 FSC-klagomål.docx
@@ -1052,7 +1052,7 @@
     <w:r>
       <w:tab/>
       <w:tab/>
-      <w:t>2026-07-16</w:t>
+      <w:t>2026-07-17</w:t>
       <w:br/>
       <w:br/>
     </w:r>

--- a/klagomål/A 57970-2022 FSC-klagomål.docx
+++ b/klagomål/A 57970-2022 FSC-klagomål.docx
@@ -1052,7 +1052,7 @@
     <w:r>
       <w:tab/>
       <w:tab/>
-      <w:t>2026-07-17</w:t>
+      <w:t>2026-07-18</w:t>
       <w:br/>
       <w:br/>
     </w:r>

--- a/klagomål/A 57970-2022 FSC-klagomål.docx
+++ b/klagomål/A 57970-2022 FSC-klagomål.docx
@@ -1052,7 +1052,7 @@
     <w:r>
       <w:tab/>
       <w:tab/>
-      <w:t>2026-07-18</w:t>
+      <w:t>2026-07-19</w:t>
       <w:br/>
       <w:br/>
     </w:r>

--- a/klagomål/A 57970-2022 FSC-klagomål.docx
+++ b/klagomål/A 57970-2022 FSC-klagomål.docx
@@ -1052,7 +1052,7 @@
     <w:r>
       <w:tab/>
       <w:tab/>
-      <w:t>2026-07-19</w:t>
+      <w:t>2026-07-20</w:t>
       <w:br/>
       <w:br/>
     </w:r>

--- a/klagomål/A 57970-2022 FSC-klagomål.docx
+++ b/klagomål/A 57970-2022 FSC-klagomål.docx
@@ -1052,7 +1052,7 @@
     <w:r>
       <w:tab/>
       <w:tab/>
-      <w:t>2026-07-20</w:t>
+      <w:t>2026-07-21</w:t>
       <w:br/>
       <w:br/>
     </w:r>

--- a/klagomål/A 57970-2022 FSC-klagomål.docx
+++ b/klagomål/A 57970-2022 FSC-klagomål.docx
@@ -1052,7 +1052,7 @@
     <w:r>
       <w:tab/>
       <w:tab/>
-      <w:t>2026-07-21</w:t>
+      <w:t>2026-07-22</w:t>
       <w:br/>
       <w:br/>
     </w:r>

--- a/klagomål/A 57970-2022 FSC-klagomål.docx
+++ b/klagomål/A 57970-2022 FSC-klagomål.docx
@@ -1052,7 +1052,7 @@
     <w:r>
       <w:tab/>
       <w:tab/>
-      <w:t>2026-07-22</w:t>
+      <w:t>2026-07-23</w:t>
       <w:br/>
       <w:br/>
     </w:r>

--- a/klagomål/A 57970-2022 FSC-klagomål.docx
+++ b/klagomål/A 57970-2022 FSC-klagomål.docx
@@ -1052,7 +1052,7 @@
     <w:r>
       <w:tab/>
       <w:tab/>
-      <w:t>2026-07-23</w:t>
+      <w:t>2026-07-24</w:t>
       <w:br/>
       <w:br/>
     </w:r>

--- a/klagomål/A 57970-2022 FSC-klagomål.docx
+++ b/klagomål/A 57970-2022 FSC-klagomål.docx
@@ -1052,7 +1052,7 @@
     <w:r>
       <w:tab/>
       <w:tab/>
-      <w:t>2026-07-24</w:t>
+      <w:t>2026-07-25</w:t>
       <w:br/>
       <w:br/>
     </w:r>

--- a/klagomål/A 57970-2022 FSC-klagomål.docx
+++ b/klagomål/A 57970-2022 FSC-klagomål.docx
@@ -1052,7 +1052,7 @@
     <w:r>
       <w:tab/>
       <w:tab/>
-      <w:t>2026-07-25</w:t>
+      <w:t>2026-07-26</w:t>
       <w:br/>
       <w:br/>
     </w:r>

--- a/klagomål/A 57970-2022 FSC-klagomål.docx
+++ b/klagomål/A 57970-2022 FSC-klagomål.docx
@@ -1052,7 +1052,7 @@
     <w:r>
       <w:tab/>
       <w:tab/>
-      <w:t>2026-07-26</w:t>
+      <w:t>2026-07-27</w:t>
       <w:br/>
       <w:br/>
     </w:r>

--- a/klagomål/A 57970-2022 FSC-klagomål.docx
+++ b/klagomål/A 57970-2022 FSC-klagomål.docx
@@ -1052,7 +1052,7 @@
     <w:r>
       <w:tab/>
       <w:tab/>
-      <w:t>2026-07-27</w:t>
+      <w:t>2026-07-28</w:t>
       <w:br/>
       <w:br/>
     </w:r>

--- a/klagomål/A 57970-2022 FSC-klagomål.docx
+++ b/klagomål/A 57970-2022 FSC-klagomål.docx
@@ -1052,7 +1052,7 @@
     <w:r>
       <w:tab/>
       <w:tab/>
-      <w:t>2026-07-28</w:t>
+      <w:t>2026-07-29</w:t>
       <w:br/>
       <w:br/>
     </w:r>

--- a/klagomål/A 57970-2022 FSC-klagomål.docx
+++ b/klagomål/A 57970-2022 FSC-klagomål.docx
@@ -1052,7 +1052,7 @@
     <w:r>
       <w:tab/>
       <w:tab/>
-      <w:t>2026-07-29</w:t>
+      <w:t>2026-07-30</w:t>
       <w:br/>
       <w:br/>
     </w:r>

--- a/klagomål/A 57970-2022 FSC-klagomål.docx
+++ b/klagomål/A 57970-2022 FSC-klagomål.docx
@@ -1052,7 +1052,7 @@
     <w:r>
       <w:tab/>
       <w:tab/>
-      <w:t>2026-07-30</w:t>
+      <w:t>2026-07-31</w:t>
       <w:br/>
       <w:br/>
     </w:r>

--- a/klagomål/A 57970-2022 FSC-klagomål.docx
+++ b/klagomål/A 57970-2022 FSC-klagomål.docx
@@ -1052,7 +1052,7 @@
     <w:r>
       <w:tab/>
       <w:tab/>
-      <w:t>2026-07-31</w:t>
+      <w:t>2026-08-01</w:t>
       <w:br/>
       <w:br/>
     </w:r>

--- a/klagomål/A 57970-2022 FSC-klagomål.docx
+++ b/klagomål/A 57970-2022 FSC-klagomål.docx
@@ -1052,7 +1052,7 @@
     <w:r>
       <w:tab/>
       <w:tab/>
-      <w:t>2026-08-01</w:t>
+      <w:t>2026-08-02</w:t>
       <w:br/>
       <w:br/>
     </w:r>

--- a/klagomål/A 57970-2022 FSC-klagomål.docx
+++ b/klagomål/A 57970-2022 FSC-klagomål.docx
@@ -1052,7 +1052,7 @@
     <w:r>
       <w:tab/>
       <w:tab/>
-      <w:t>2026-08-02</w:t>
+      <w:t>2026-08-03</w:t>
       <w:br/>
       <w:br/>
     </w:r>

--- a/klagomål/A 57970-2022 FSC-klagomål.docx
+++ b/klagomål/A 57970-2022 FSC-klagomål.docx
@@ -1052,7 +1052,7 @@
     <w:r>
       <w:tab/>
       <w:tab/>
-      <w:t>2026-08-03</w:t>
+      <w:t>2026-08-05</w:t>
       <w:br/>
       <w:br/>
     </w:r>

--- a/klagomål/A 57970-2022 FSC-klagomål.docx
+++ b/klagomål/A 57970-2022 FSC-klagomål.docx
@@ -1052,7 +1052,7 @@
     <w:r>
       <w:tab/>
       <w:tab/>
-      <w:t>2026-08-05</w:t>
+      <w:t>2026-08-07</w:t>
       <w:br/>
       <w:br/>
     </w:r>

--- a/klagomål/A 57970-2022 FSC-klagomål.docx
+++ b/klagomål/A 57970-2022 FSC-klagomål.docx
@@ -1052,7 +1052,7 @@
     <w:r>
       <w:tab/>
       <w:tab/>
-      <w:t>2026-08-07</w:t>
+      <w:t>2026-08-08</w:t>
       <w:br/>
       <w:br/>
     </w:r>

--- a/klagomål/A 57970-2022 FSC-klagomål.docx
+++ b/klagomål/A 57970-2022 FSC-klagomål.docx
@@ -216,7 +216,7 @@
         <w:spacing w:after="240"/>
       </w:pPr>
       <w:r>
-        <w:t>Figur 1. Fyndplatser för naturvårdsarter i och inom 2 meter från avverkningsanmälan. Markörer utan svart kant är placerade på fyndplatsen. Markörer med svart kant är placerade vid sidan av fyndplatsen har ett svart streck som visar fyndplatsens exakta position. Kartans mittpunktskoordinat är N 6898487, E 585152 i SWEREF 99 TM.</w:t>
+        <w:t>Figur 1. Fyndplatser för naturvårdsarter i och inom 2 meter från avverkningsanmälan. Markörer utan svart kant är placerade på fyndplatsen. Markörer med svart kant är placerade vid sidan av fyndplatsen och har ett svart streck som visar fyndplatsens exakta position. Kartans mittpunktskoordinat är N 6898487, E 585152 i SWEREF 99 TM.</w:t>
       </w:r>
     </w:p>
     <w:p>
@@ -1052,7 +1052,7 @@
     <w:r>
       <w:tab/>
       <w:tab/>
-      <w:t>2026-08-14</w:t>
+      <w:t>2026-08-15</w:t>
       <w:br/>
       <w:br/>
     </w:r>

--- a/klagomål/A 57970-2022 FSC-klagomål.docx
+++ b/klagomål/A 57970-2022 FSC-klagomål.docx
@@ -1052,7 +1052,7 @@
     <w:r>
       <w:tab/>
       <w:tab/>
-      <w:t>2026-08-15</w:t>
+      <w:t>2026-08-16</w:t>
       <w:br/>
       <w:br/>
     </w:r>

--- a/klagomål/A 57970-2022 FSC-klagomål.docx
+++ b/klagomål/A 57970-2022 FSC-klagomål.docx
@@ -1052,7 +1052,7 @@
     <w:r>
       <w:tab/>
       <w:tab/>
-      <w:t>2026-08-16</w:t>
+      <w:t>2026-08-17</w:t>
       <w:br/>
       <w:br/>
     </w:r>

--- a/klagomål/A 57970-2022 FSC-klagomål.docx
+++ b/klagomål/A 57970-2022 FSC-klagomål.docx
@@ -1052,7 +1052,7 @@
     <w:r>
       <w:tab/>
       <w:tab/>
-      <w:t>2026-08-17</w:t>
+      <w:t>2026-08-18</w:t>
       <w:br/>
       <w:br/>
     </w:r>

--- a/klagomål/A 57970-2022 FSC-klagomål.docx
+++ b/klagomål/A 57970-2022 FSC-klagomål.docx
@@ -1052,7 +1052,7 @@
     <w:r>
       <w:tab/>
       <w:tab/>
-      <w:t>2026-08-18</w:t>
+      <w:t>2026-08-19</w:t>
       <w:br/>
       <w:br/>
     </w:r>

--- a/klagomål/A 57970-2022 FSC-klagomål.docx
+++ b/klagomål/A 57970-2022 FSC-klagomål.docx
@@ -1052,7 +1052,7 @@
     <w:r>
       <w:tab/>
       <w:tab/>
-      <w:t>2026-08-19</w:t>
+      <w:t>2026-08-20</w:t>
       <w:br/>
       <w:br/>
     </w:r>

--- a/klagomål/A 57970-2022 FSC-klagomål.docx
+++ b/klagomål/A 57970-2022 FSC-klagomål.docx
@@ -1052,7 +1052,7 @@
     <w:r>
       <w:tab/>
       <w:tab/>
-      <w:t>2026-08-20</w:t>
+      <w:t>2026-08-21</w:t>
       <w:br/>
       <w:br/>
     </w:r>

--- a/klagomål/A 57970-2022 FSC-klagomål.docx
+++ b/klagomål/A 57970-2022 FSC-klagomål.docx
@@ -1052,7 +1052,7 @@
     <w:r>
       <w:tab/>
       <w:tab/>
-      <w:t>2026-08-21</w:t>
+      <w:t>2026-08-22</w:t>
       <w:br/>
       <w:br/>
     </w:r>

--- a/klagomål/A 57970-2022 FSC-klagomål.docx
+++ b/klagomål/A 57970-2022 FSC-klagomål.docx
@@ -1052,7 +1052,7 @@
     <w:r>
       <w:tab/>
       <w:tab/>
-      <w:t>2026-08-22</w:t>
+      <w:t>2026-08-23</w:t>
       <w:br/>
       <w:br/>
     </w:r>

--- a/klagomål/A 57970-2022 FSC-klagomål.docx
+++ b/klagomål/A 57970-2022 FSC-klagomål.docx
@@ -1052,7 +1052,7 @@
     <w:r>
       <w:tab/>
       <w:tab/>
-      <w:t>2026-08-23</w:t>
+      <w:t>2026-08-24</w:t>
       <w:br/>
       <w:br/>
     </w:r>

--- a/klagomål/A 57970-2022 FSC-klagomål.docx
+++ b/klagomål/A 57970-2022 FSC-klagomål.docx
@@ -1052,7 +1052,7 @@
     <w:r>
       <w:tab/>
       <w:tab/>
-      <w:t>2026-08-24</w:t>
+      <w:t>2026-08-25</w:t>
       <w:br/>
       <w:br/>
     </w:r>

--- a/klagomål/A 57970-2022 FSC-klagomål.docx
+++ b/klagomål/A 57970-2022 FSC-klagomål.docx
@@ -1052,7 +1052,7 @@
     <w:r>
       <w:tab/>
       <w:tab/>
-      <w:t>2026-08-25</w:t>
+      <w:t>2026-08-26</w:t>
       <w:br/>
       <w:br/>
     </w:r>

--- a/klagomål/A 57970-2022 FSC-klagomål.docx
+++ b/klagomål/A 57970-2022 FSC-klagomål.docx
@@ -1052,7 +1052,7 @@
     <w:r>
       <w:tab/>
       <w:tab/>
-      <w:t>2026-08-26</w:t>
+      <w:t>2026-08-27</w:t>
       <w:br/>
       <w:br/>
     </w:r>

--- a/klagomål/A 57970-2022 FSC-klagomål.docx
+++ b/klagomål/A 57970-2022 FSC-klagomål.docx
@@ -1052,7 +1052,7 @@
     <w:r>
       <w:tab/>
       <w:tab/>
-      <w:t>2026-08-27</w:t>
+      <w:t>2026-08-28</w:t>
       <w:br/>
       <w:br/>
     </w:r>

--- a/klagomål/A 57970-2022 FSC-klagomål.docx
+++ b/klagomål/A 57970-2022 FSC-klagomål.docx
@@ -1052,7 +1052,7 @@
     <w:r>
       <w:tab/>
       <w:tab/>
-      <w:t>2026-08-28</w:t>
+      <w:t>2026-08-29</w:t>
       <w:br/>
       <w:br/>
     </w:r>

--- a/klagomål/A 57970-2022 FSC-klagomål.docx
+++ b/klagomål/A 57970-2022 FSC-klagomål.docx
@@ -1052,7 +1052,7 @@
     <w:r>
       <w:tab/>
       <w:tab/>
-      <w:t>2026-08-29</w:t>
+      <w:t>2026-08-31</w:t>
       <w:br/>
       <w:br/>
     </w:r>

--- a/klagomål/A 57970-2022 FSC-klagomål.docx
+++ b/klagomål/A 57970-2022 FSC-klagomål.docx
@@ -1052,7 +1052,7 @@
     <w:r>
       <w:tab/>
       <w:tab/>
-      <w:t>2026-08-31</w:t>
+      <w:t>2026-09-01</w:t>
       <w:br/>
       <w:br/>
     </w:r>

--- a/klagomål/A 57970-2022 FSC-klagomål.docx
+++ b/klagomål/A 57970-2022 FSC-klagomål.docx
@@ -1052,7 +1052,7 @@
     <w:r>
       <w:tab/>
       <w:tab/>
-      <w:t>2026-09-01</w:t>
+      <w:t>2026-09-02</w:t>
       <w:br/>
       <w:br/>
     </w:r>

--- a/klagomål/A 57970-2022 FSC-klagomål.docx
+++ b/klagomål/A 57970-2022 FSC-klagomål.docx
@@ -1052,7 +1052,7 @@
     <w:r>
       <w:tab/>
       <w:tab/>
-      <w:t>2026-09-02</w:t>
+      <w:t>2026-09-03</w:t>
       <w:br/>
       <w:br/>
     </w:r>

--- a/klagomål/A 57970-2022 FSC-klagomål.docx
+++ b/klagomål/A 57970-2022 FSC-klagomål.docx
@@ -1052,7 +1052,7 @@
     <w:r>
       <w:tab/>
       <w:tab/>
-      <w:t>2026-09-03</w:t>
+      <w:t>2026-09-04</w:t>
       <w:br/>
       <w:br/>
     </w:r>

--- a/klagomål/A 57970-2022 FSC-klagomål.docx
+++ b/klagomål/A 57970-2022 FSC-klagomål.docx
@@ -1052,7 +1052,7 @@
     <w:r>
       <w:tab/>
       <w:tab/>
-      <w:t>2026-09-04</w:t>
+      <w:t>2026-09-05</w:t>
       <w:br/>
       <w:br/>
     </w:r>

--- a/klagomål/A 57970-2022 FSC-klagomål.docx
+++ b/klagomål/A 57970-2022 FSC-klagomål.docx
@@ -1052,7 +1052,7 @@
     <w:r>
       <w:tab/>
       <w:tab/>
-      <w:t>2026-09-05</w:t>
+      <w:t>2026-09-06</w:t>
       <w:br/>
       <w:br/>
     </w:r>

--- a/klagomål/A 57970-2022 FSC-klagomål.docx
+++ b/klagomål/A 57970-2022 FSC-klagomål.docx
@@ -1052,7 +1052,7 @@
     <w:r>
       <w:tab/>
       <w:tab/>
-      <w:t>2026-09-06</w:t>
+      <w:t>2026-09-07</w:t>
       <w:br/>
       <w:br/>
     </w:r>

--- a/klagomål/A 57970-2022 FSC-klagomål.docx
+++ b/klagomål/A 57970-2022 FSC-klagomål.docx
@@ -1052,7 +1052,7 @@
     <w:r>
       <w:tab/>
       <w:tab/>
-      <w:t>2026-09-07</w:t>
+      <w:t>2026-09-08</w:t>
       <w:br/>
       <w:br/>
     </w:r>

--- a/klagomål/A 57970-2022 FSC-klagomål.docx
+++ b/klagomål/A 57970-2022 FSC-klagomål.docx
@@ -1052,7 +1052,7 @@
     <w:r>
       <w:tab/>
       <w:tab/>
-      <w:t>2026-09-08</w:t>
+      <w:t>2026-09-09</w:t>
       <w:br/>
       <w:br/>
     </w:r>

--- a/klagomål/A 57970-2022 FSC-klagomål.docx
+++ b/klagomål/A 57970-2022 FSC-klagomål.docx
@@ -1052,7 +1052,7 @@
     <w:r>
       <w:tab/>
       <w:tab/>
-      <w:t>2026-09-09</w:t>
+      <w:t>2026-09-10</w:t>
       <w:br/>
       <w:br/>
     </w:r>

--- a/klagomål/A 57970-2022 FSC-klagomål.docx
+++ b/klagomål/A 57970-2022 FSC-klagomål.docx
@@ -1052,7 +1052,7 @@
     <w:r>
       <w:tab/>
       <w:tab/>
-      <w:t>2026-09-10</w:t>
+      <w:t>2026-09-11</w:t>
       <w:br/>
       <w:br/>
     </w:r>

--- a/klagomål/A 57970-2022 FSC-klagomål.docx
+++ b/klagomål/A 57970-2022 FSC-klagomål.docx
@@ -1052,7 +1052,7 @@
     <w:r>
       <w:tab/>
       <w:tab/>
-      <w:t>2026-09-11</w:t>
+      <w:t>2026-09-12</w:t>
       <w:br/>
       <w:br/>
     </w:r>

--- a/klagomål/A 57970-2022 FSC-klagomål.docx
+++ b/klagomål/A 57970-2022 FSC-klagomål.docx
@@ -1052,7 +1052,7 @@
     <w:r>
       <w:tab/>
       <w:tab/>
-      <w:t>2026-09-12</w:t>
+      <w:t>2026-09-13</w:t>
       <w:br/>
       <w:br/>
     </w:r>
